--- a/Ifremer-isms-documentation/Ifremer_2026_ISMS_Operation.docx
+++ b/Ifremer-isms-documentation/Ifremer_2026_ISMS_Operation.docx
@@ -13,13 +13,13 @@
         <w:rPr>
           <w:rStyle w:val="Heading1Char"/>
         </w:rPr>
-        <w:t xml:space="preserve">Ifremer 2026 ISMS </w:t>
+        <w:t>Ifremer 2026 ISMS Operation</w:t>
       </w:r>
       <w:r>
         <w:rPr>
           <w:rStyle w:val="Heading1Char"/>
         </w:rPr>
-        <w:t>Operation</w:t>
+        <w:t xml:space="preserve"> with Legacy-Compatible firmware</w:t>
       </w:r>
       <w:r>
         <w:rPr>
@@ -69,7 +69,19 @@
         <w:rPr>
           <w:rFonts w:ascii="Times New Roman" w:hAnsi="Times New Roman" w:cs="Times New Roman"/>
         </w:rPr>
-        <w:t xml:space="preserve">. The ISMS firmware documented here closely follows the previous ISMS versions command format with </w:t>
+        <w:t>. The ISMS firmware documented here closely follows the previous ISMS versions command</w:t>
+      </w:r>
+      <w:r>
+        <w:rPr>
+          <w:rFonts w:ascii="Times New Roman" w:hAnsi="Times New Roman" w:cs="Times New Roman"/>
+        </w:rPr>
+        <w:t>/response</w:t>
+      </w:r>
+      <w:r>
+        <w:rPr>
+          <w:rFonts w:ascii="Times New Roman" w:hAnsi="Times New Roman" w:cs="Times New Roman"/>
+        </w:rPr>
+        <w:t xml:space="preserve"> format with </w:t>
       </w:r>
       <w:r>
         <w:rPr>
@@ -338,6 +350,12 @@
           <w:rFonts w:ascii="Times New Roman" w:hAnsi="Times New Roman" w:cs="Times New Roman"/>
         </w:rPr>
         <w:t xml:space="preserve"> (</w:t>
+      </w:r>
+      <w:r>
+        <w:rPr>
+          <w:rFonts w:ascii="Times New Roman" w:hAnsi="Times New Roman" w:cs="Times New Roman"/>
+        </w:rPr>
+        <w:t xml:space="preserve">Serial Studio, </w:t>
       </w:r>
       <w:r>
         <w:rPr>
@@ -1894,8 +1912,13 @@
         <w:rPr>
           <w:noProof/>
         </w:rPr>
-        <w:pict w14:anchorId="2DD8BFA3">
-          <v:rect id="_x0000_i1028" alt="" style="width:468pt;height:.05pt;mso-width-percent:0;mso-height-percent:0;mso-width-percent:0;mso-height-percent:0" o:hralign="center" o:hrstd="t" o:hr="t" fillcolor="#a0a0a0" stroked="f"/>
+      </w:r>
+      <w:r>
+        <w:pict w14:anchorId="6A538756">
+          <v:rect id="Horizontal Line 1" o:spid="_x0000_s1029" style="width:468pt;height:.05pt;visibility:visible;mso-wrap-style:square;mso-left-percent:-10001;mso-top-percent:-10001;mso-position-horizontal:absolute;mso-position-horizontal-relative:char;mso-position-vertical:absolute;mso-position-vertical-relative:line;mso-left-percent:-10001;mso-top-percent:-10001;v-text-anchor:top" o:gfxdata="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" filled="f">
+            <o:lock v:ext="edit" rotation="t" aspectratio="t" verticies="t" text="t" shapetype="t"/>
+            <w10:anchorlock/>
+          </v:rect>
         </w:pict>
       </w:r>
     </w:p>
@@ -2265,8 +2288,13 @@
         <w:rPr>
           <w:noProof/>
         </w:rPr>
-        <w:pict w14:anchorId="29C59A95">
-          <v:rect id="_x0000_i1027" alt="" style="width:468pt;height:.05pt;mso-width-percent:0;mso-height-percent:0;mso-width-percent:0;mso-height-percent:0" o:hralign="center" o:hrstd="t" o:hr="t" fillcolor="#a0a0a0" stroked="f"/>
+      </w:r>
+      <w:r>
+        <w:pict w14:anchorId="76E16742">
+          <v:rect id="Horizontal Line 2" o:spid="_x0000_s1028" style="width:468pt;height:.05pt;visibility:visible;mso-wrap-style:square;mso-left-percent:-10001;mso-top-percent:-10001;mso-position-horizontal:absolute;mso-position-horizontal-relative:char;mso-position-vertical:absolute;mso-position-vertical-relative:line;mso-left-percent:-10001;mso-top-percent:-10001;v-text-anchor:top" o:gfxdata="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" filled="f">
+            <o:lock v:ext="edit" rotation="t" aspectratio="t" verticies="t" text="t" shapetype="t"/>
+            <w10:anchorlock/>
+          </v:rect>
         </w:pict>
       </w:r>
     </w:p>
@@ -2746,8 +2774,13 @@
         <w:rPr>
           <w:noProof/>
         </w:rPr>
-        <w:pict w14:anchorId="60A4278A">
-          <v:rect id="_x0000_i1026" alt="" style="width:468pt;height:.05pt;mso-width-percent:0;mso-height-percent:0;mso-width-percent:0;mso-height-percent:0" o:hralign="center" o:hrstd="t" o:hr="t" fillcolor="#a0a0a0" stroked="f"/>
+      </w:r>
+      <w:r>
+        <w:pict w14:anchorId="1759FDD9">
+          <v:rect id="Horizontal Line 3" o:spid="_x0000_s1027" style="width:468pt;height:.05pt;visibility:visible;mso-wrap-style:square;mso-left-percent:-10001;mso-top-percent:-10001;mso-position-horizontal:absolute;mso-position-horizontal-relative:char;mso-position-vertical:absolute;mso-position-vertical-relative:line;mso-left-percent:-10001;mso-top-percent:-10001;v-text-anchor:top" o:gfxdata="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" filled="f">
+            <o:lock v:ext="edit" rotation="t" aspectratio="t" verticies="t" text="t" shapetype="t"/>
+            <w10:anchorlock/>
+          </v:rect>
         </w:pict>
       </w:r>
     </w:p>
@@ -3328,13 +3361,8 @@
         </w:rPr>
       </w:pPr>
       <w:r>
-        <w:rPr>
-          <w:noProof/>
-        </w:rPr>
-      </w:r>
-      <w:r>
-        <w:pict w14:anchorId="545D93F8">
-          <v:rect id="Horizontal Line 4" o:spid="_x0000_s1026" style="width:468pt;height:1.1pt;visibility:visible;mso-wrap-style:square;mso-left-percent:-10001;mso-top-percent:-10001;mso-position-horizontal:absolute;mso-position-horizontal-relative:char;mso-position-vertical:absolute;mso-position-vertical-relative:line;mso-left-percent:-10001;mso-top-percent:-10001;v-text-anchor:top" o:gfxdata="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" filled="f">
+        <w:pict w14:anchorId="77A26210">
+          <v:rect id="Horizontal Line 4" o:spid="_x0000_s1026" alt="" style="width:468pt;height:1.1pt;visibility:visible;mso-wrap-style:square;mso-width-percent:0;mso-height-percent:0;mso-left-percent:-10001;mso-top-percent:-10001;mso-position-horizontal:absolute;mso-position-horizontal-relative:char;mso-position-vertical:absolute;mso-position-vertical-relative:line;mso-width-percent:0;mso-height-percent:0;mso-left-percent:-10001;mso-top-percent:-10001;v-text-anchor:top" filled="f">
             <o:lock v:ext="edit" rotation="t" aspectratio="t" verticies="t" text="t" shapetype="t"/>
             <w10:anchorlock/>
           </v:rect>
@@ -5346,10 +5374,7 @@
           </w:tcPr>
           <w:p>
             <w:r>
-              <w:t>Roughing</w:t>
-            </w:r>
-            <w:r>
-              <w:t xml:space="preserve"> Pump</w:t>
+              <w:t>Roughing Pump</w:t>
             </w:r>
           </w:p>
         </w:tc>
@@ -5413,13 +5438,7 @@
               <w:cnfStyle w:val="000000000000" w:firstRow="0" w:lastRow="0" w:firstColumn="0" w:lastColumn="0" w:oddVBand="0" w:evenVBand="0" w:oddHBand="0" w:evenHBand="0" w:firstRowFirstColumn="0" w:firstRowLastColumn="0" w:lastRowFirstColumn="0" w:lastRowLastColumn="0"/>
             </w:pPr>
             <w:r>
-              <w:t xml:space="preserve">Roughing pump </w:t>
-            </w:r>
-            <w:r>
-              <w:t xml:space="preserve">power </w:t>
-            </w:r>
-            <w:r>
-              <w:t>state.</w:t>
+              <w:t>Roughing pump power state.</w:t>
             </w:r>
           </w:p>
         </w:tc>
@@ -5506,25 +5525,7 @@
               <w:rPr>
                 <w:strike/>
               </w:rPr>
-              <w:t xml:space="preserve">(NOT APPLICALBLE) </w:t>
-            </w:r>
-            <w:r>
-              <w:rPr>
-                <w:strike/>
-              </w:rPr>
-              <w:t>Roughing pump 2</w:t>
-            </w:r>
-            <w:r>
-              <w:rPr>
-                <w:strike/>
-              </w:rPr>
-              <w:t xml:space="preserve"> power</w:t>
-            </w:r>
-            <w:r>
-              <w:rPr>
-                <w:strike/>
-              </w:rPr>
-              <w:t xml:space="preserve"> state.</w:t>
+              <w:t>(NOT APPLICALBLE) Roughing pump 2 power state.</w:t>
             </w:r>
           </w:p>
         </w:tc>
@@ -5608,25 +5609,7 @@
               <w:rPr>
                 <w:strike/>
               </w:rPr>
-              <w:t>(NOT APPLICALBLE)</w:t>
-            </w:r>
-            <w:r>
-              <w:rPr>
-                <w:strike/>
-              </w:rPr>
-              <w:t xml:space="preserve"> </w:t>
-            </w:r>
-            <w:r>
-              <w:rPr>
-                <w:strike/>
-              </w:rPr>
-              <w:t xml:space="preserve"> </w:t>
-            </w:r>
-            <w:r>
-              <w:rPr>
-                <w:strike/>
-              </w:rPr>
-              <w:t>Shared state for fan bank 1–4.</w:t>
+              <w:t>(NOT APPLICALBLE)  Shared state for fan bank 1–4.</w:t>
             </w:r>
           </w:p>
         </w:tc>
@@ -5713,13 +5696,7 @@
               <w:rPr>
                 <w:strike/>
               </w:rPr>
-              <w:t>(NOT APPLICALBLE)</w:t>
-            </w:r>
-            <w:r>
-              <w:rPr>
-                <w:strike/>
-              </w:rPr>
-              <w:t xml:space="preserve"> Auxiliary 24 V supply state.</w:t>
+              <w:t>(NOT APPLICALBLE) Auxiliary 24 V supply state.</w:t>
             </w:r>
           </w:p>
         </w:tc>

--- a/Ifremer-isms-documentation/Ifremer_2026_ISMS_Operation.docx
+++ b/Ifremer-isms-documentation/Ifremer_2026_ISMS_Operation.docx
@@ -4,28 +4,13 @@
   <w:body>
     <w:p>
       <w:pPr>
-        <w:spacing w:after="0"/>
-        <w:rPr>
-          <w:rFonts w:ascii="Times New Roman" w:hAnsi="Times New Roman" w:cs="Times New Roman"/>
-        </w:rPr>
-      </w:pPr>
-      <w:r>
-        <w:rPr>
-          <w:rStyle w:val="Heading1Char"/>
-        </w:rPr>
+        <w:pStyle w:val="Title"/>
+      </w:pPr>
+      <w:r>
         <w:t>Ifremer 2026 ISMS Operation</w:t>
       </w:r>
       <w:r>
-        <w:rPr>
-          <w:rStyle w:val="Heading1Char"/>
-        </w:rPr>
         <w:t xml:space="preserve"> with Legacy-Compatible firmware</w:t>
-      </w:r>
-      <w:r>
-        <w:rPr>
-          <w:rFonts w:ascii="Times New Roman" w:hAnsi="Times New Roman" w:cs="Times New Roman"/>
-        </w:rPr>
-        <w:br/>
       </w:r>
     </w:p>
     <w:p>
@@ -169,7 +154,7 @@
         <w:pStyle w:val="Heading2"/>
       </w:pPr>
       <w:r>
-        <w:t>Use</w:t>
+        <w:t>Operations</w:t>
       </w:r>
     </w:p>
     <w:p>
@@ -659,14 +644,31 @@
         <w:rPr>
           <w:rFonts w:ascii="Times New Roman" w:hAnsi="Times New Roman" w:cs="Times New Roman"/>
         </w:rPr>
-        <w:lastRenderedPageBreak/>
         <w:t>Below is a list of common direct commands</w:t>
       </w:r>
       <w:r>
         <w:rPr>
           <w:rFonts w:ascii="Times New Roman" w:hAnsi="Times New Roman" w:cs="Times New Roman"/>
         </w:rPr>
-        <w:t>. Following this list will be a series of commands to start operating the instrument from powered down and completely vented.</w:t>
+        <w:t xml:space="preserve"> for the instrument</w:t>
+      </w:r>
+      <w:r>
+        <w:rPr>
+          <w:rFonts w:ascii="Times New Roman" w:hAnsi="Times New Roman" w:cs="Times New Roman"/>
+        </w:rPr>
+        <w:t>. Following this list will be a series of commands to start operating the instrument from powered down and completely vented</w:t>
+      </w:r>
+      <w:r>
+        <w:rPr>
+          <w:rFonts w:ascii="Times New Roman" w:hAnsi="Times New Roman" w:cs="Times New Roman"/>
+        </w:rPr>
+        <w:t xml:space="preserve"> state</w:t>
+      </w:r>
+      <w:r>
+        <w:rPr>
+          <w:rFonts w:ascii="Times New Roman" w:hAnsi="Times New Roman" w:cs="Times New Roman"/>
+        </w:rPr>
+        <w:t>.</w:t>
       </w:r>
     </w:p>
     <w:p>
@@ -1388,6 +1390,7 @@
         <w:rPr>
           <w:rFonts w:ascii="Times New Roman" w:hAnsi="Times New Roman" w:cs="Times New Roman"/>
         </w:rPr>
+        <w:lastRenderedPageBreak/>
         <w:t>Once the instrument has been powered on</w:t>
       </w:r>
       <w:r>
@@ -1597,7 +1600,6 @@
         <w:rPr>
           <w:rFonts w:ascii="Times New Roman" w:hAnsi="Times New Roman" w:cs="Times New Roman"/>
         </w:rPr>
-        <w:lastRenderedPageBreak/>
         <w:t>U P</w:t>
       </w:r>
       <w:r>
@@ -1764,9 +1766,9 @@
         <w:tblLook w:val="04A0" w:firstRow="1" w:lastRow="0" w:firstColumn="1" w:lastColumn="0" w:noHBand="0" w:noVBand="1"/>
       </w:tblPr>
       <w:tblGrid>
-        <w:gridCol w:w="1138"/>
-        <w:gridCol w:w="3826"/>
-        <w:gridCol w:w="4386"/>
+        <w:gridCol w:w="1271"/>
+        <w:gridCol w:w="3775"/>
+        <w:gridCol w:w="4304"/>
       </w:tblGrid>
       <w:tr>
         <w:trPr>
@@ -1914,7 +1916,7 @@
         </w:rPr>
       </w:r>
       <w:r>
-        <w:pict w14:anchorId="6A538756">
+        <w:pict w14:anchorId="5BAC1966">
           <v:rect id="Horizontal Line 1" o:spid="_x0000_s1029" style="width:468pt;height:.05pt;visibility:visible;mso-wrap-style:square;mso-left-percent:-10001;mso-top-percent:-10001;mso-position-horizontal:absolute;mso-position-horizontal-relative:char;mso-position-vertical:absolute;mso-position-vertical-relative:line;mso-left-percent:-10001;mso-top-percent:-10001;v-text-anchor:top" o:gfxdata="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" filled="f">
             <o:lock v:ext="edit" rotation="t" aspectratio="t" verticies="t" text="t" shapetype="t"/>
             <w10:anchorlock/>
@@ -2290,7 +2292,7 @@
         </w:rPr>
       </w:r>
       <w:r>
-        <w:pict w14:anchorId="76E16742">
+        <w:pict w14:anchorId="1201D860">
           <v:rect id="Horizontal Line 2" o:spid="_x0000_s1028" style="width:468pt;height:.05pt;visibility:visible;mso-wrap-style:square;mso-left-percent:-10001;mso-top-percent:-10001;mso-position-horizontal:absolute;mso-position-horizontal-relative:char;mso-position-vertical:absolute;mso-position-vertical-relative:line;mso-left-percent:-10001;mso-top-percent:-10001;v-text-anchor:top" o:gfxdata="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" filled="f">
             <o:lock v:ext="edit" rotation="t" aspectratio="t" verticies="t" text="t" shapetype="t"/>
             <w10:anchorlock/>
@@ -2517,6 +2519,7 @@
                 <w:rStyle w:val="HTMLCode"/>
                 <w:rFonts w:eastAsiaTheme="minorHAnsi"/>
               </w:rPr>
+              <w:lastRenderedPageBreak/>
               <w:t>U PROUGHON</w:t>
             </w:r>
             <w:r>
@@ -2776,7 +2779,7 @@
         </w:rPr>
       </w:r>
       <w:r>
-        <w:pict w14:anchorId="1759FDD9">
+        <w:pict w14:anchorId="4236CD32">
           <v:rect id="Horizontal Line 3" o:spid="_x0000_s1027" style="width:468pt;height:.05pt;visibility:visible;mso-wrap-style:square;mso-left-percent:-10001;mso-top-percent:-10001;mso-position-horizontal:absolute;mso-position-horizontal-relative:char;mso-position-vertical:absolute;mso-position-vertical-relative:line;mso-left-percent:-10001;mso-top-percent:-10001;v-text-anchor:top" o:gfxdata="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" filled="f">
             <o:lock v:ext="edit" rotation="t" aspectratio="t" verticies="t" text="t" shapetype="t"/>
             <w10:anchorlock/>
@@ -3030,7 +3033,6 @@
                 <w:rStyle w:val="HTMLCode"/>
                 <w:rFonts w:eastAsiaTheme="minorHAnsi"/>
               </w:rPr>
-              <w:lastRenderedPageBreak/>
               <w:t>U SRATETxxxxxxx</w:t>
             </w:r>
           </w:p>
@@ -3361,7 +3363,7 @@
         </w:rPr>
       </w:pPr>
       <w:r>
-        <w:pict w14:anchorId="77A26210">
+        <w:pict w14:anchorId="66D13714">
           <v:rect id="Horizontal Line 4" o:spid="_x0000_s1026" alt="" style="width:468pt;height:1.1pt;visibility:visible;mso-wrap-style:square;mso-width-percent:0;mso-height-percent:0;mso-left-percent:-10001;mso-top-percent:-10001;mso-position-horizontal:absolute;mso-position-horizontal-relative:char;mso-position-vertical:absolute;mso-position-vertical-relative:line;mso-width-percent:0;mso-height-percent:0;mso-left-percent:-10001;mso-top-percent:-10001;v-text-anchor:top" filled="f">
             <o:lock v:ext="edit" rotation="t" aspectratio="t" verticies="t" text="t" shapetype="t"/>
             <w10:anchorlock/>
@@ -3392,9 +3394,9 @@
         <w:tblLook w:val="04A0" w:firstRow="1" w:lastRow="0" w:firstColumn="1" w:lastColumn="0" w:noHBand="0" w:noVBand="1"/>
       </w:tblPr>
       <w:tblGrid>
-        <w:gridCol w:w="1138"/>
-        <w:gridCol w:w="3517"/>
-        <w:gridCol w:w="4695"/>
+        <w:gridCol w:w="1271"/>
+        <w:gridCol w:w="3507"/>
+        <w:gridCol w:w="4572"/>
       </w:tblGrid>
       <w:tr>
         <w:trPr>
@@ -3767,6 +3769,7 @@
         <w:pStyle w:val="Quote"/>
       </w:pPr>
       <w:r>
+        <w:lastRenderedPageBreak/>
         <w:t>DATA,at1421885,TMP:3601:0:0:1470:24070:310:240:0:500:900000:000000,POWST:1:0:1:0:0:0:0:0:1:1,ENDDATA</w:t>
       </w:r>
     </w:p>
@@ -3782,11 +3785,11 @@
         <w:tblLook w:val="04A0" w:firstRow="1" w:lastRow="0" w:firstColumn="1" w:lastColumn="0" w:noHBand="0" w:noVBand="1"/>
       </w:tblPr>
       <w:tblGrid>
-        <w:gridCol w:w="2392"/>
+        <w:gridCol w:w="2524"/>
         <w:gridCol w:w="1297"/>
-        <w:gridCol w:w="1240"/>
-        <w:gridCol w:w="746"/>
-        <w:gridCol w:w="3675"/>
+        <w:gridCol w:w="1289"/>
+        <w:gridCol w:w="771"/>
+        <w:gridCol w:w="3469"/>
       </w:tblGrid>
       <w:tr>
         <w:trPr>
@@ -4552,7 +4555,6 @@
           </w:tcPr>
           <w:p>
             <w:r>
-              <w:lastRenderedPageBreak/>
               <w:t>Drive voltage (×100)</w:t>
             </w:r>
           </w:p>
@@ -5539,6 +5541,7 @@
           </w:tcPr>
           <w:p>
             <w:r>
+              <w:lastRenderedPageBreak/>
               <w:t>Fan 1–4</w:t>
             </w:r>
           </w:p>
@@ -6145,7 +6148,7 @@
   <w:docDefaults>
     <w:rPrDefault>
       <w:rPr>
-        <w:rFonts w:asciiTheme="minorHAnsi" w:eastAsiaTheme="minorHAnsi" w:hAnsiTheme="minorHAnsi" w:cstheme="minorBidi"/>
+        <w:rFonts w:asciiTheme="minorHAnsi" w:eastAsiaTheme="minorEastAsia" w:hAnsiTheme="minorHAnsi" w:cstheme="minorBidi"/>
         <w:sz w:val="22"/>
         <w:szCs w:val="22"/>
         <w:lang w:val="en-US" w:eastAsia="en-US" w:bidi="ar-SA"/>
@@ -6153,7 +6156,7 @@
     </w:rPrDefault>
     <w:pPrDefault>
       <w:pPr>
-        <w:spacing w:after="160" w:line="259" w:lineRule="auto"/>
+        <w:spacing w:after="200" w:line="276" w:lineRule="auto"/>
       </w:pPr>
     </w:pPrDefault>
   </w:docDefaults>
@@ -6538,6 +6541,7 @@
   <w:style w:type="paragraph" w:default="1" w:styleId="Normal">
     <w:name w:val="Normal"/>
     <w:qFormat/>
+    <w:rsid w:val="000152E1"/>
   </w:style>
   <w:style w:type="paragraph" w:styleId="Heading1">
     <w:name w:val="heading 1"/>
@@ -6546,18 +6550,20 @@
     <w:link w:val="Heading1Char"/>
     <w:uiPriority w:val="9"/>
     <w:qFormat/>
-    <w:rsid w:val="00DD4D5C"/>
+    <w:rsid w:val="000152E1"/>
     <w:pPr>
       <w:keepNext/>
       <w:keepLines/>
-      <w:spacing w:before="240" w:after="0"/>
+      <w:spacing w:before="480" w:after="0"/>
       <w:outlineLvl w:val="0"/>
     </w:pPr>
     <w:rPr>
       <w:rFonts w:asciiTheme="majorHAnsi" w:eastAsiaTheme="majorEastAsia" w:hAnsiTheme="majorHAnsi" w:cstheme="majorBidi"/>
-      <w:color w:val="2F5496" w:themeColor="accent1" w:themeShade="BF"/>
-      <w:sz w:val="32"/>
-      <w:szCs w:val="32"/>
+      <w:b/>
+      <w:bCs/>
+      <w:color w:val="B91301" w:themeColor="accent1" w:themeShade="BF"/>
+      <w:sz w:val="28"/>
+      <w:szCs w:val="28"/>
     </w:rPr>
   </w:style>
   <w:style w:type="paragraph" w:styleId="Heading2">
@@ -6568,16 +6574,18 @@
     <w:uiPriority w:val="9"/>
     <w:unhideWhenUsed/>
     <w:qFormat/>
-    <w:rsid w:val="00343F05"/>
+    <w:rsid w:val="000152E1"/>
     <w:pPr>
       <w:keepNext/>
       <w:keepLines/>
-      <w:spacing w:before="40" w:after="0"/>
+      <w:spacing w:before="200" w:after="0"/>
       <w:outlineLvl w:val="1"/>
     </w:pPr>
     <w:rPr>
       <w:rFonts w:asciiTheme="majorHAnsi" w:eastAsiaTheme="majorEastAsia" w:hAnsiTheme="majorHAnsi" w:cstheme="majorBidi"/>
-      <w:color w:val="2F5496" w:themeColor="accent1" w:themeShade="BF"/>
+      <w:b/>
+      <w:bCs/>
+      <w:color w:val="F81B02" w:themeColor="accent1"/>
       <w:sz w:val="26"/>
       <w:szCs w:val="26"/>
     </w:rPr>
@@ -6591,18 +6599,18 @@
     <w:semiHidden/>
     <w:unhideWhenUsed/>
     <w:qFormat/>
-    <w:rsid w:val="00DD4D5C"/>
+    <w:rsid w:val="000152E1"/>
     <w:pPr>
       <w:keepNext/>
       <w:keepLines/>
-      <w:spacing w:before="40" w:after="0"/>
+      <w:spacing w:before="200" w:after="0"/>
       <w:outlineLvl w:val="2"/>
     </w:pPr>
     <w:rPr>
       <w:rFonts w:asciiTheme="majorHAnsi" w:eastAsiaTheme="majorEastAsia" w:hAnsiTheme="majorHAnsi" w:cstheme="majorBidi"/>
-      <w:color w:val="1F3763" w:themeColor="accent1" w:themeShade="7F"/>
-      <w:sz w:val="24"/>
-      <w:szCs w:val="24"/>
+      <w:b/>
+      <w:bCs/>
+      <w:color w:val="F81B02" w:themeColor="accent1"/>
     </w:rPr>
   </w:style>
   <w:style w:type="paragraph" w:styleId="Heading4">
@@ -6613,24 +6621,140 @@
     <w:uiPriority w:val="9"/>
     <w:unhideWhenUsed/>
     <w:qFormat/>
-    <w:rsid w:val="00085B9B"/>
+    <w:rsid w:val="000152E1"/>
     <w:pPr>
       <w:keepNext/>
       <w:keepLines/>
-      <w:spacing w:before="40" w:after="0"/>
+      <w:spacing w:before="200" w:after="0"/>
       <w:outlineLvl w:val="3"/>
+    </w:pPr>
+    <w:rPr>
+      <w:rFonts w:asciiTheme="majorHAnsi" w:eastAsiaTheme="majorEastAsia" w:hAnsiTheme="majorHAnsi" w:cstheme="majorBidi"/>
+      <w:b/>
+      <w:bCs/>
+      <w:i/>
+      <w:iCs/>
+      <w:color w:val="F81B02" w:themeColor="accent1"/>
+    </w:rPr>
+  </w:style>
+  <w:style w:type="paragraph" w:styleId="Heading5">
+    <w:name w:val="heading 5"/>
+    <w:basedOn w:val="Normal"/>
+    <w:next w:val="Normal"/>
+    <w:link w:val="Heading5Char"/>
+    <w:uiPriority w:val="9"/>
+    <w:semiHidden/>
+    <w:unhideWhenUsed/>
+    <w:qFormat/>
+    <w:rsid w:val="000152E1"/>
+    <w:pPr>
+      <w:keepNext/>
+      <w:keepLines/>
+      <w:spacing w:before="200" w:after="0"/>
+      <w:outlineLvl w:val="4"/>
+    </w:pPr>
+    <w:rPr>
+      <w:rFonts w:asciiTheme="majorHAnsi" w:eastAsiaTheme="majorEastAsia" w:hAnsiTheme="majorHAnsi" w:cstheme="majorBidi"/>
+      <w:color w:val="7B0D01" w:themeColor="accent1" w:themeShade="7F"/>
+    </w:rPr>
+  </w:style>
+  <w:style w:type="paragraph" w:styleId="Heading6">
+    <w:name w:val="heading 6"/>
+    <w:basedOn w:val="Normal"/>
+    <w:next w:val="Normal"/>
+    <w:link w:val="Heading6Char"/>
+    <w:uiPriority w:val="9"/>
+    <w:semiHidden/>
+    <w:unhideWhenUsed/>
+    <w:qFormat/>
+    <w:rsid w:val="000152E1"/>
+    <w:pPr>
+      <w:keepNext/>
+      <w:keepLines/>
+      <w:spacing w:before="200" w:after="0"/>
+      <w:outlineLvl w:val="5"/>
     </w:pPr>
     <w:rPr>
       <w:rFonts w:asciiTheme="majorHAnsi" w:eastAsiaTheme="majorEastAsia" w:hAnsiTheme="majorHAnsi" w:cstheme="majorBidi"/>
       <w:i/>
       <w:iCs/>
-      <w:color w:val="2F5496" w:themeColor="accent1" w:themeShade="BF"/>
+      <w:color w:val="7B0D01" w:themeColor="accent1" w:themeShade="7F"/>
+    </w:rPr>
+  </w:style>
+  <w:style w:type="paragraph" w:styleId="Heading7">
+    <w:name w:val="heading 7"/>
+    <w:basedOn w:val="Normal"/>
+    <w:next w:val="Normal"/>
+    <w:link w:val="Heading7Char"/>
+    <w:uiPriority w:val="9"/>
+    <w:semiHidden/>
+    <w:unhideWhenUsed/>
+    <w:qFormat/>
+    <w:rsid w:val="000152E1"/>
+    <w:pPr>
+      <w:keepNext/>
+      <w:keepLines/>
+      <w:spacing w:before="200" w:after="0"/>
+      <w:outlineLvl w:val="6"/>
+    </w:pPr>
+    <w:rPr>
+      <w:rFonts w:asciiTheme="majorHAnsi" w:eastAsiaTheme="majorEastAsia" w:hAnsiTheme="majorHAnsi" w:cstheme="majorBidi"/>
+      <w:i/>
+      <w:iCs/>
+      <w:color w:val="404040" w:themeColor="text1" w:themeTint="BF"/>
+    </w:rPr>
+  </w:style>
+  <w:style w:type="paragraph" w:styleId="Heading8">
+    <w:name w:val="heading 8"/>
+    <w:basedOn w:val="Normal"/>
+    <w:next w:val="Normal"/>
+    <w:link w:val="Heading8Char"/>
+    <w:uiPriority w:val="9"/>
+    <w:semiHidden/>
+    <w:unhideWhenUsed/>
+    <w:qFormat/>
+    <w:rsid w:val="000152E1"/>
+    <w:pPr>
+      <w:keepNext/>
+      <w:keepLines/>
+      <w:spacing w:before="200" w:after="0"/>
+      <w:outlineLvl w:val="7"/>
+    </w:pPr>
+    <w:rPr>
+      <w:rFonts w:asciiTheme="majorHAnsi" w:eastAsiaTheme="majorEastAsia" w:hAnsiTheme="majorHAnsi" w:cstheme="majorBidi"/>
+      <w:color w:val="F81B02" w:themeColor="accent1"/>
+      <w:sz w:val="20"/>
+      <w:szCs w:val="20"/>
+    </w:rPr>
+  </w:style>
+  <w:style w:type="paragraph" w:styleId="Heading9">
+    <w:name w:val="heading 9"/>
+    <w:basedOn w:val="Normal"/>
+    <w:next w:val="Normal"/>
+    <w:link w:val="Heading9Char"/>
+    <w:uiPriority w:val="9"/>
+    <w:semiHidden/>
+    <w:unhideWhenUsed/>
+    <w:qFormat/>
+    <w:rsid w:val="000152E1"/>
+    <w:pPr>
+      <w:keepNext/>
+      <w:keepLines/>
+      <w:spacing w:before="200" w:after="0"/>
+      <w:outlineLvl w:val="8"/>
+    </w:pPr>
+    <w:rPr>
+      <w:rFonts w:asciiTheme="majorHAnsi" w:eastAsiaTheme="majorEastAsia" w:hAnsiTheme="majorHAnsi" w:cstheme="majorBidi"/>
+      <w:i/>
+      <w:iCs/>
+      <w:color w:val="404040" w:themeColor="text1" w:themeTint="BF"/>
+      <w:sz w:val="20"/>
+      <w:szCs w:val="20"/>
     </w:rPr>
   </w:style>
   <w:style w:type="character" w:default="1" w:styleId="DefaultParagraphFont">
     <w:name w:val="Default Paragraph Font"/>
     <w:uiPriority w:val="1"/>
-    <w:semiHidden/>
     <w:unhideWhenUsed/>
   </w:style>
   <w:style w:type="table" w:default="1" w:styleId="TableNormal">
@@ -6659,7 +6783,7 @@
     <w:basedOn w:val="Normal"/>
     <w:uiPriority w:val="34"/>
     <w:qFormat/>
-    <w:rsid w:val="00F130A5"/>
+    <w:rsid w:val="000152E1"/>
     <w:pPr>
       <w:ind w:left="720"/>
       <w:contextualSpacing/>
@@ -6670,12 +6794,14 @@
     <w:basedOn w:val="DefaultParagraphFont"/>
     <w:link w:val="Heading1"/>
     <w:uiPriority w:val="9"/>
-    <w:rsid w:val="00DD4D5C"/>
+    <w:rsid w:val="000152E1"/>
     <w:rPr>
       <w:rFonts w:asciiTheme="majorHAnsi" w:eastAsiaTheme="majorEastAsia" w:hAnsiTheme="majorHAnsi" w:cstheme="majorBidi"/>
-      <w:color w:val="2F5496" w:themeColor="accent1" w:themeShade="BF"/>
-      <w:sz w:val="32"/>
-      <w:szCs w:val="32"/>
+      <w:b/>
+      <w:bCs/>
+      <w:color w:val="B91301" w:themeColor="accent1" w:themeShade="BF"/>
+      <w:sz w:val="28"/>
+      <w:szCs w:val="28"/>
     </w:rPr>
   </w:style>
   <w:style w:type="character" w:customStyle="1" w:styleId="Heading3Char">
@@ -6684,12 +6810,12 @@
     <w:link w:val="Heading3"/>
     <w:uiPriority w:val="9"/>
     <w:semiHidden/>
-    <w:rsid w:val="00DD4D5C"/>
+    <w:rsid w:val="000152E1"/>
     <w:rPr>
       <w:rFonts w:asciiTheme="majorHAnsi" w:eastAsiaTheme="majorEastAsia" w:hAnsiTheme="majorHAnsi" w:cstheme="majorBidi"/>
-      <w:color w:val="1F3763" w:themeColor="accent1" w:themeShade="7F"/>
-      <w:sz w:val="24"/>
-      <w:szCs w:val="24"/>
+      <w:b/>
+      <w:bCs/>
+      <w:color w:val="F81B02" w:themeColor="accent1"/>
     </w:rPr>
   </w:style>
   <w:style w:type="character" w:styleId="HTMLCode">
@@ -6715,7 +6841,7 @@
     <w:basedOn w:val="DefaultParagraphFont"/>
     <w:uiPriority w:val="22"/>
     <w:qFormat/>
-    <w:rsid w:val="00DD4D5C"/>
+    <w:rsid w:val="000152E1"/>
     <w:rPr>
       <w:b/>
       <w:bCs/>
@@ -6733,12 +6859,12 @@
       <w:tblStyleRowBandSize w:val="1"/>
       <w:tblStyleColBandSize w:val="1"/>
       <w:tblBorders>
-        <w:top w:val="single" w:sz="4" w:space="0" w:color="B4C6E7" w:themeColor="accent1" w:themeTint="66"/>
-        <w:left w:val="single" w:sz="4" w:space="0" w:color="B4C6E7" w:themeColor="accent1" w:themeTint="66"/>
-        <w:bottom w:val="single" w:sz="4" w:space="0" w:color="B4C6E7" w:themeColor="accent1" w:themeTint="66"/>
-        <w:right w:val="single" w:sz="4" w:space="0" w:color="B4C6E7" w:themeColor="accent1" w:themeTint="66"/>
-        <w:insideH w:val="single" w:sz="4" w:space="0" w:color="B4C6E7" w:themeColor="accent1" w:themeTint="66"/>
-        <w:insideV w:val="single" w:sz="4" w:space="0" w:color="B4C6E7" w:themeColor="accent1" w:themeTint="66"/>
+        <w:top w:val="single" w:sz="4" w:space="0" w:color="FEA197" w:themeColor="accent1" w:themeTint="66"/>
+        <w:left w:val="single" w:sz="4" w:space="0" w:color="FEA197" w:themeColor="accent1" w:themeTint="66"/>
+        <w:bottom w:val="single" w:sz="4" w:space="0" w:color="FEA197" w:themeColor="accent1" w:themeTint="66"/>
+        <w:right w:val="single" w:sz="4" w:space="0" w:color="FEA197" w:themeColor="accent1" w:themeTint="66"/>
+        <w:insideH w:val="single" w:sz="4" w:space="0" w:color="FEA197" w:themeColor="accent1" w:themeTint="66"/>
+        <w:insideV w:val="single" w:sz="4" w:space="0" w:color="FEA197" w:themeColor="accent1" w:themeTint="66"/>
       </w:tblBorders>
     </w:tblPr>
     <w:tblStylePr w:type="firstRow">
@@ -6749,7 +6875,7 @@
       <w:tblPr/>
       <w:tcPr>
         <w:tcBorders>
-          <w:bottom w:val="single" w:sz="12" w:space="0" w:color="8EAADB" w:themeColor="accent1" w:themeTint="99"/>
+          <w:bottom w:val="single" w:sz="12" w:space="0" w:color="FD7364" w:themeColor="accent1" w:themeTint="99"/>
         </w:tcBorders>
       </w:tcPr>
     </w:tblStylePr>
@@ -6761,7 +6887,7 @@
       <w:tblPr/>
       <w:tcPr>
         <w:tcBorders>
-          <w:top w:val="double" w:sz="2" w:space="0" w:color="8EAADB" w:themeColor="accent1" w:themeTint="99"/>
+          <w:top w:val="double" w:sz="2" w:space="0" w:color="FD7364" w:themeColor="accent1" w:themeTint="99"/>
         </w:tcBorders>
       </w:tcPr>
     </w:tblStylePr>
@@ -6799,7 +6925,7 @@
       </w:tblBorders>
     </w:tblPr>
     <w:tcPr>
-      <w:shd w:val="clear" w:color="auto" w:fill="D9E2F3" w:themeFill="accent1" w:themeFillTint="33"/>
+      <w:shd w:val="clear" w:color="auto" w:fill="FED0CB" w:themeFill="accent1" w:themeFillTint="33"/>
     </w:tcPr>
     <w:tblStylePr w:type="firstRow">
       <w:rPr>
@@ -6816,7 +6942,7 @@
           <w:insideH w:val="nil"/>
           <w:insideV w:val="nil"/>
         </w:tcBorders>
-        <w:shd w:val="clear" w:color="auto" w:fill="4472C4" w:themeFill="accent1"/>
+        <w:shd w:val="clear" w:color="auto" w:fill="F81B02" w:themeFill="accent1"/>
       </w:tcPr>
     </w:tblStylePr>
     <w:tblStylePr w:type="lastRow">
@@ -6834,7 +6960,7 @@
           <w:insideH w:val="nil"/>
           <w:insideV w:val="nil"/>
         </w:tcBorders>
-        <w:shd w:val="clear" w:color="auto" w:fill="4472C4" w:themeFill="accent1"/>
+        <w:shd w:val="clear" w:color="auto" w:fill="F81B02" w:themeFill="accent1"/>
       </w:tcPr>
     </w:tblStylePr>
     <w:tblStylePr w:type="firstCol">
@@ -6851,7 +6977,7 @@
           <w:bottom w:val="single" w:sz="4" w:space="0" w:color="FFFFFF" w:themeColor="background1"/>
           <w:insideV w:val="nil"/>
         </w:tcBorders>
-        <w:shd w:val="clear" w:color="auto" w:fill="4472C4" w:themeFill="accent1"/>
+        <w:shd w:val="clear" w:color="auto" w:fill="F81B02" w:themeFill="accent1"/>
       </w:tcPr>
     </w:tblStylePr>
     <w:tblStylePr w:type="lastCol">
@@ -6868,19 +6994,19 @@
           <w:right w:val="single" w:sz="4" w:space="0" w:color="FFFFFF" w:themeColor="background1"/>
           <w:insideV w:val="nil"/>
         </w:tcBorders>
-        <w:shd w:val="clear" w:color="auto" w:fill="4472C4" w:themeFill="accent1"/>
+        <w:shd w:val="clear" w:color="auto" w:fill="F81B02" w:themeFill="accent1"/>
       </w:tcPr>
     </w:tblStylePr>
     <w:tblStylePr w:type="band1Vert">
       <w:tblPr/>
       <w:tcPr>
-        <w:shd w:val="clear" w:color="auto" w:fill="B4C6E7" w:themeFill="accent1" w:themeFillTint="66"/>
+        <w:shd w:val="clear" w:color="auto" w:fill="FEA197" w:themeFill="accent1" w:themeFillTint="66"/>
       </w:tcPr>
     </w:tblStylePr>
     <w:tblStylePr w:type="band1Horz">
       <w:tblPr/>
       <w:tcPr>
-        <w:shd w:val="clear" w:color="auto" w:fill="B4C6E7" w:themeFill="accent1" w:themeFillTint="66"/>
+        <w:shd w:val="clear" w:color="auto" w:fill="FEA197" w:themeFill="accent1" w:themeFillTint="66"/>
       </w:tcPr>
     </w:tblStylePr>
   </w:style>
@@ -6938,10 +7064,12 @@
     <w:basedOn w:val="DefaultParagraphFont"/>
     <w:link w:val="Heading2"/>
     <w:uiPriority w:val="9"/>
-    <w:rsid w:val="00343F05"/>
+    <w:rsid w:val="000152E1"/>
     <w:rPr>
       <w:rFonts w:asciiTheme="majorHAnsi" w:eastAsiaTheme="majorEastAsia" w:hAnsiTheme="majorHAnsi" w:cstheme="majorBidi"/>
-      <w:color w:val="2F5496" w:themeColor="accent1" w:themeShade="BF"/>
+      <w:b/>
+      <w:bCs/>
+      <w:color w:val="F81B02" w:themeColor="accent1"/>
       <w:sz w:val="26"/>
       <w:szCs w:val="26"/>
     </w:rPr>
@@ -6950,7 +7078,7 @@
     <w:name w:val="No Spacing"/>
     <w:uiPriority w:val="1"/>
     <w:qFormat/>
-    <w:rsid w:val="00AB32C5"/>
+    <w:rsid w:val="000152E1"/>
     <w:pPr>
       <w:spacing w:after="0" w:line="240" w:lineRule="auto"/>
     </w:pPr>
@@ -6962,16 +7090,11 @@
     <w:link w:val="QuoteChar"/>
     <w:uiPriority w:val="29"/>
     <w:qFormat/>
-    <w:rsid w:val="00AB32C5"/>
-    <w:pPr>
-      <w:spacing w:before="200"/>
-      <w:ind w:left="864" w:right="864"/>
-      <w:jc w:val="center"/>
-    </w:pPr>
+    <w:rsid w:val="000152E1"/>
     <w:rPr>
       <w:i/>
       <w:iCs/>
-      <w:color w:val="404040" w:themeColor="text1" w:themeTint="BF"/>
+      <w:color w:val="000000" w:themeColor="text1"/>
     </w:rPr>
   </w:style>
   <w:style w:type="character" w:customStyle="1" w:styleId="QuoteChar">
@@ -6979,11 +7102,11 @@
     <w:basedOn w:val="DefaultParagraphFont"/>
     <w:link w:val="Quote"/>
     <w:uiPriority w:val="29"/>
-    <w:rsid w:val="00AB32C5"/>
+    <w:rsid w:val="000152E1"/>
     <w:rPr>
       <w:i/>
       <w:iCs/>
-      <w:color w:val="404040" w:themeColor="text1" w:themeTint="BF"/>
+      <w:color w:val="000000" w:themeColor="text1"/>
     </w:rPr>
   </w:style>
   <w:style w:type="character" w:customStyle="1" w:styleId="Heading4Char">
@@ -6991,12 +7114,14 @@
     <w:basedOn w:val="DefaultParagraphFont"/>
     <w:link w:val="Heading4"/>
     <w:uiPriority w:val="9"/>
-    <w:rsid w:val="00085B9B"/>
+    <w:rsid w:val="000152E1"/>
     <w:rPr>
       <w:rFonts w:asciiTheme="majorHAnsi" w:eastAsiaTheme="majorEastAsia" w:hAnsiTheme="majorHAnsi" w:cstheme="majorBidi"/>
+      <w:b/>
+      <w:bCs/>
       <w:i/>
       <w:iCs/>
-      <w:color w:val="2F5496" w:themeColor="accent1" w:themeShade="BF"/>
+      <w:color w:val="F81B02" w:themeColor="accent1"/>
     </w:rPr>
   </w:style>
   <w:style w:type="paragraph" w:styleId="NormalWeb">
@@ -7015,13 +7140,308 @@
       <w:szCs w:val="24"/>
     </w:rPr>
   </w:style>
+  <w:style w:type="character" w:customStyle="1" w:styleId="Heading5Char">
+    <w:name w:val="Heading 5 Char"/>
+    <w:basedOn w:val="DefaultParagraphFont"/>
+    <w:link w:val="Heading5"/>
+    <w:uiPriority w:val="9"/>
+    <w:semiHidden/>
+    <w:rsid w:val="000152E1"/>
+    <w:rPr>
+      <w:rFonts w:asciiTheme="majorHAnsi" w:eastAsiaTheme="majorEastAsia" w:hAnsiTheme="majorHAnsi" w:cstheme="majorBidi"/>
+      <w:color w:val="7B0D01" w:themeColor="accent1" w:themeShade="7F"/>
+    </w:rPr>
+  </w:style>
+  <w:style w:type="character" w:customStyle="1" w:styleId="Heading6Char">
+    <w:name w:val="Heading 6 Char"/>
+    <w:basedOn w:val="DefaultParagraphFont"/>
+    <w:link w:val="Heading6"/>
+    <w:uiPriority w:val="9"/>
+    <w:semiHidden/>
+    <w:rsid w:val="000152E1"/>
+    <w:rPr>
+      <w:rFonts w:asciiTheme="majorHAnsi" w:eastAsiaTheme="majorEastAsia" w:hAnsiTheme="majorHAnsi" w:cstheme="majorBidi"/>
+      <w:i/>
+      <w:iCs/>
+      <w:color w:val="7B0D01" w:themeColor="accent1" w:themeShade="7F"/>
+    </w:rPr>
+  </w:style>
+  <w:style w:type="character" w:customStyle="1" w:styleId="Heading7Char">
+    <w:name w:val="Heading 7 Char"/>
+    <w:basedOn w:val="DefaultParagraphFont"/>
+    <w:link w:val="Heading7"/>
+    <w:uiPriority w:val="9"/>
+    <w:semiHidden/>
+    <w:rsid w:val="000152E1"/>
+    <w:rPr>
+      <w:rFonts w:asciiTheme="majorHAnsi" w:eastAsiaTheme="majorEastAsia" w:hAnsiTheme="majorHAnsi" w:cstheme="majorBidi"/>
+      <w:i/>
+      <w:iCs/>
+      <w:color w:val="404040" w:themeColor="text1" w:themeTint="BF"/>
+    </w:rPr>
+  </w:style>
+  <w:style w:type="character" w:customStyle="1" w:styleId="Heading8Char">
+    <w:name w:val="Heading 8 Char"/>
+    <w:basedOn w:val="DefaultParagraphFont"/>
+    <w:link w:val="Heading8"/>
+    <w:uiPriority w:val="9"/>
+    <w:semiHidden/>
+    <w:rsid w:val="000152E1"/>
+    <w:rPr>
+      <w:rFonts w:asciiTheme="majorHAnsi" w:eastAsiaTheme="majorEastAsia" w:hAnsiTheme="majorHAnsi" w:cstheme="majorBidi"/>
+      <w:color w:val="F81B02" w:themeColor="accent1"/>
+      <w:sz w:val="20"/>
+      <w:szCs w:val="20"/>
+    </w:rPr>
+  </w:style>
+  <w:style w:type="character" w:customStyle="1" w:styleId="Heading9Char">
+    <w:name w:val="Heading 9 Char"/>
+    <w:basedOn w:val="DefaultParagraphFont"/>
+    <w:link w:val="Heading9"/>
+    <w:uiPriority w:val="9"/>
+    <w:semiHidden/>
+    <w:rsid w:val="000152E1"/>
+    <w:rPr>
+      <w:rFonts w:asciiTheme="majorHAnsi" w:eastAsiaTheme="majorEastAsia" w:hAnsiTheme="majorHAnsi" w:cstheme="majorBidi"/>
+      <w:i/>
+      <w:iCs/>
+      <w:color w:val="404040" w:themeColor="text1" w:themeTint="BF"/>
+      <w:sz w:val="20"/>
+      <w:szCs w:val="20"/>
+    </w:rPr>
+  </w:style>
+  <w:style w:type="paragraph" w:styleId="Caption">
+    <w:name w:val="caption"/>
+    <w:basedOn w:val="Normal"/>
+    <w:next w:val="Normal"/>
+    <w:uiPriority w:val="35"/>
+    <w:semiHidden/>
+    <w:unhideWhenUsed/>
+    <w:qFormat/>
+    <w:rsid w:val="000152E1"/>
+    <w:pPr>
+      <w:spacing w:line="240" w:lineRule="auto"/>
+    </w:pPr>
+    <w:rPr>
+      <w:b/>
+      <w:bCs/>
+      <w:color w:val="F81B02" w:themeColor="accent1"/>
+      <w:sz w:val="18"/>
+      <w:szCs w:val="18"/>
+    </w:rPr>
+  </w:style>
+  <w:style w:type="paragraph" w:styleId="Title">
+    <w:name w:val="Title"/>
+    <w:basedOn w:val="Normal"/>
+    <w:next w:val="Normal"/>
+    <w:link w:val="TitleChar"/>
+    <w:uiPriority w:val="10"/>
+    <w:qFormat/>
+    <w:rsid w:val="000152E1"/>
+    <w:pPr>
+      <w:pBdr>
+        <w:bottom w:val="single" w:sz="8" w:space="4" w:color="F81B02" w:themeColor="accent1"/>
+      </w:pBdr>
+      <w:spacing w:after="300" w:line="240" w:lineRule="auto"/>
+      <w:contextualSpacing/>
+    </w:pPr>
+    <w:rPr>
+      <w:rFonts w:asciiTheme="majorHAnsi" w:eastAsiaTheme="majorEastAsia" w:hAnsiTheme="majorHAnsi" w:cstheme="majorBidi"/>
+      <w:color w:val="333333" w:themeColor="text2" w:themeShade="BF"/>
+      <w:spacing w:val="5"/>
+      <w:kern w:val="28"/>
+      <w:sz w:val="52"/>
+      <w:szCs w:val="52"/>
+    </w:rPr>
+  </w:style>
+  <w:style w:type="character" w:customStyle="1" w:styleId="TitleChar">
+    <w:name w:val="Title Char"/>
+    <w:basedOn w:val="DefaultParagraphFont"/>
+    <w:link w:val="Title"/>
+    <w:uiPriority w:val="10"/>
+    <w:rsid w:val="000152E1"/>
+    <w:rPr>
+      <w:rFonts w:asciiTheme="majorHAnsi" w:eastAsiaTheme="majorEastAsia" w:hAnsiTheme="majorHAnsi" w:cstheme="majorBidi"/>
+      <w:color w:val="333333" w:themeColor="text2" w:themeShade="BF"/>
+      <w:spacing w:val="5"/>
+      <w:kern w:val="28"/>
+      <w:sz w:val="52"/>
+      <w:szCs w:val="52"/>
+    </w:rPr>
+  </w:style>
+  <w:style w:type="paragraph" w:styleId="Subtitle">
+    <w:name w:val="Subtitle"/>
+    <w:basedOn w:val="Normal"/>
+    <w:next w:val="Normal"/>
+    <w:link w:val="SubtitleChar"/>
+    <w:uiPriority w:val="11"/>
+    <w:qFormat/>
+    <w:rsid w:val="000152E1"/>
+    <w:pPr>
+      <w:numPr>
+        <w:ilvl w:val="1"/>
+      </w:numPr>
+    </w:pPr>
+    <w:rPr>
+      <w:rFonts w:asciiTheme="majorHAnsi" w:eastAsiaTheme="majorEastAsia" w:hAnsiTheme="majorHAnsi" w:cstheme="majorBidi"/>
+      <w:i/>
+      <w:iCs/>
+      <w:color w:val="F81B02" w:themeColor="accent1"/>
+      <w:spacing w:val="15"/>
+      <w:sz w:val="24"/>
+      <w:szCs w:val="24"/>
+    </w:rPr>
+  </w:style>
+  <w:style w:type="character" w:customStyle="1" w:styleId="SubtitleChar">
+    <w:name w:val="Subtitle Char"/>
+    <w:basedOn w:val="DefaultParagraphFont"/>
+    <w:link w:val="Subtitle"/>
+    <w:uiPriority w:val="11"/>
+    <w:rsid w:val="000152E1"/>
+    <w:rPr>
+      <w:rFonts w:asciiTheme="majorHAnsi" w:eastAsiaTheme="majorEastAsia" w:hAnsiTheme="majorHAnsi" w:cstheme="majorBidi"/>
+      <w:i/>
+      <w:iCs/>
+      <w:color w:val="F81B02" w:themeColor="accent1"/>
+      <w:spacing w:val="15"/>
+      <w:sz w:val="24"/>
+      <w:szCs w:val="24"/>
+    </w:rPr>
+  </w:style>
+  <w:style w:type="character" w:styleId="Emphasis">
+    <w:name w:val="Emphasis"/>
+    <w:basedOn w:val="DefaultParagraphFont"/>
+    <w:uiPriority w:val="20"/>
+    <w:qFormat/>
+    <w:rsid w:val="000152E1"/>
+    <w:rPr>
+      <w:i/>
+      <w:iCs/>
+    </w:rPr>
+  </w:style>
+  <w:style w:type="paragraph" w:styleId="IntenseQuote">
+    <w:name w:val="Intense Quote"/>
+    <w:basedOn w:val="Normal"/>
+    <w:next w:val="Normal"/>
+    <w:link w:val="IntenseQuoteChar"/>
+    <w:uiPriority w:val="30"/>
+    <w:qFormat/>
+    <w:rsid w:val="000152E1"/>
+    <w:pPr>
+      <w:pBdr>
+        <w:bottom w:val="single" w:sz="4" w:space="4" w:color="F81B02" w:themeColor="accent1"/>
+      </w:pBdr>
+      <w:spacing w:before="200" w:after="280"/>
+      <w:ind w:left="936" w:right="936"/>
+    </w:pPr>
+    <w:rPr>
+      <w:b/>
+      <w:bCs/>
+      <w:i/>
+      <w:iCs/>
+      <w:color w:val="F81B02" w:themeColor="accent1"/>
+    </w:rPr>
+  </w:style>
+  <w:style w:type="character" w:customStyle="1" w:styleId="IntenseQuoteChar">
+    <w:name w:val="Intense Quote Char"/>
+    <w:basedOn w:val="DefaultParagraphFont"/>
+    <w:link w:val="IntenseQuote"/>
+    <w:uiPriority w:val="30"/>
+    <w:rsid w:val="000152E1"/>
+    <w:rPr>
+      <w:b/>
+      <w:bCs/>
+      <w:i/>
+      <w:iCs/>
+      <w:color w:val="F81B02" w:themeColor="accent1"/>
+    </w:rPr>
+  </w:style>
+  <w:style w:type="character" w:styleId="SubtleEmphasis">
+    <w:name w:val="Subtle Emphasis"/>
+    <w:basedOn w:val="DefaultParagraphFont"/>
+    <w:uiPriority w:val="19"/>
+    <w:qFormat/>
+    <w:rsid w:val="000152E1"/>
+    <w:rPr>
+      <w:i/>
+      <w:iCs/>
+      <w:color w:val="808080" w:themeColor="text1" w:themeTint="7F"/>
+    </w:rPr>
+  </w:style>
+  <w:style w:type="character" w:styleId="IntenseEmphasis">
+    <w:name w:val="Intense Emphasis"/>
+    <w:basedOn w:val="DefaultParagraphFont"/>
+    <w:uiPriority w:val="21"/>
+    <w:qFormat/>
+    <w:rsid w:val="000152E1"/>
+    <w:rPr>
+      <w:b/>
+      <w:bCs/>
+      <w:i/>
+      <w:iCs/>
+      <w:color w:val="F81B02" w:themeColor="accent1"/>
+    </w:rPr>
+  </w:style>
+  <w:style w:type="character" w:styleId="SubtleReference">
+    <w:name w:val="Subtle Reference"/>
+    <w:basedOn w:val="DefaultParagraphFont"/>
+    <w:uiPriority w:val="31"/>
+    <w:qFormat/>
+    <w:rsid w:val="000152E1"/>
+    <w:rPr>
+      <w:smallCaps/>
+      <w:color w:val="FC7715" w:themeColor="accent2"/>
+      <w:u w:val="single"/>
+    </w:rPr>
+  </w:style>
+  <w:style w:type="character" w:styleId="IntenseReference">
+    <w:name w:val="Intense Reference"/>
+    <w:basedOn w:val="DefaultParagraphFont"/>
+    <w:uiPriority w:val="32"/>
+    <w:qFormat/>
+    <w:rsid w:val="000152E1"/>
+    <w:rPr>
+      <w:b/>
+      <w:bCs/>
+      <w:smallCaps/>
+      <w:color w:val="FC7715" w:themeColor="accent2"/>
+      <w:spacing w:val="5"/>
+      <w:u w:val="single"/>
+    </w:rPr>
+  </w:style>
+  <w:style w:type="character" w:styleId="BookTitle">
+    <w:name w:val="Book Title"/>
+    <w:basedOn w:val="DefaultParagraphFont"/>
+    <w:uiPriority w:val="33"/>
+    <w:qFormat/>
+    <w:rsid w:val="000152E1"/>
+    <w:rPr>
+      <w:b/>
+      <w:bCs/>
+      <w:smallCaps/>
+      <w:spacing w:val="5"/>
+    </w:rPr>
+  </w:style>
+  <w:style w:type="paragraph" w:styleId="TOCHeading">
+    <w:name w:val="TOC Heading"/>
+    <w:basedOn w:val="Heading1"/>
+    <w:next w:val="Normal"/>
+    <w:uiPriority w:val="39"/>
+    <w:semiHidden/>
+    <w:unhideWhenUsed/>
+    <w:qFormat/>
+    <w:rsid w:val="000152E1"/>
+    <w:pPr>
+      <w:outlineLvl w:val="9"/>
+    </w:pPr>
+  </w:style>
 </w:styles>
 </file>
 
 <file path=word/theme/theme1.xml><?xml version="1.0" encoding="utf-8"?>
-<a:theme xmlns:a="http://schemas.openxmlformats.org/drawingml/2006/main" name="Office Theme">
+<a:theme xmlns:a="http://schemas.openxmlformats.org/drawingml/2006/main" name="Atlas">
   <a:themeElements>
-    <a:clrScheme name="Office">
+    <a:clrScheme name="Atlas">
       <a:dk1>
         <a:sysClr val="windowText" lastClr="000000"/>
       </a:dk1>
@@ -7029,44 +7449,44 @@
         <a:sysClr val="window" lastClr="FFFFFF"/>
       </a:lt1>
       <a:dk2>
-        <a:srgbClr val="44546A"/>
+        <a:srgbClr val="454545"/>
       </a:dk2>
       <a:lt2>
-        <a:srgbClr val="E7E6E6"/>
+        <a:srgbClr val="E0E0E0"/>
       </a:lt2>
       <a:accent1>
-        <a:srgbClr val="4472C4"/>
+        <a:srgbClr val="F81B02"/>
       </a:accent1>
       <a:accent2>
-        <a:srgbClr val="ED7D31"/>
+        <a:srgbClr val="FC7715"/>
       </a:accent2>
       <a:accent3>
-        <a:srgbClr val="A5A5A5"/>
+        <a:srgbClr val="AFBF41"/>
       </a:accent3>
       <a:accent4>
-        <a:srgbClr val="FFC000"/>
+        <a:srgbClr val="50C49F"/>
       </a:accent4>
       <a:accent5>
-        <a:srgbClr val="5B9BD5"/>
+        <a:srgbClr val="3B95C4"/>
       </a:accent5>
       <a:accent6>
-        <a:srgbClr val="70AD47"/>
+        <a:srgbClr val="B560D4"/>
       </a:accent6>
       <a:hlink>
-        <a:srgbClr val="0563C1"/>
+        <a:srgbClr val="FC5A1A"/>
       </a:hlink>
       <a:folHlink>
-        <a:srgbClr val="954F72"/>
+        <a:srgbClr val="B49E74"/>
       </a:folHlink>
     </a:clrScheme>
-    <a:fontScheme name="Office">
+    <a:fontScheme name="Atlas">
       <a:majorFont>
         <a:latin typeface="Calibri Light" panose="020F0302020204030204"/>
         <a:ea typeface=""/>
         <a:cs typeface=""/>
-        <a:font script="Jpan" typeface="游ゴシック Light"/>
+        <a:font script="Jpan" typeface="ＭＳ Ｐゴシック"/>
         <a:font script="Hang" typeface="맑은 고딕"/>
-        <a:font script="Hans" typeface="等线 Light"/>
+        <a:font script="Hans" typeface="宋体"/>
         <a:font script="Hant" typeface="新細明體"/>
         <a:font script="Arab" typeface="Times New Roman"/>
         <a:font script="Hebr" typeface="Times New Roman"/>
@@ -7096,12 +7516,12 @@
         <a:font script="Geor" typeface="Sylfaen"/>
       </a:majorFont>
       <a:minorFont>
-        <a:latin typeface="Calibri" panose="020F0502020204030204"/>
+        <a:latin typeface="Rockwell" panose="02060603020205020403"/>
         <a:ea typeface=""/>
         <a:cs typeface=""/>
-        <a:font script="Jpan" typeface="游明朝"/>
+        <a:font script="Jpan" typeface="ＭＳ Ｐゴシック"/>
         <a:font script="Hang" typeface="맑은 고딕"/>
-        <a:font script="Hans" typeface="等线"/>
+        <a:font script="Hans" typeface="宋体"/>
         <a:font script="Hant" typeface="新細明體"/>
         <a:font script="Arab" typeface="Arial"/>
         <a:font script="Hebr" typeface="Arial"/>
@@ -7131,7 +7551,7 @@
         <a:font script="Geor" typeface="Sylfaen"/>
       </a:minorFont>
     </a:fontScheme>
-    <a:fmtScheme name="Office">
+    <a:fmtScheme name="Atlas">
       <a:fillStyleLst>
         <a:solidFill>
           <a:schemeClr val="phClr"/>
@@ -7140,23 +7560,18 @@
           <a:gsLst>
             <a:gs pos="0">
               <a:schemeClr val="phClr">
+                <a:tint val="62000"/>
+                <a:alpha val="60000"/>
+                <a:satMod val="109000"/>
                 <a:lumMod val="110000"/>
-                <a:satMod val="105000"/>
-                <a:tint val="67000"/>
-              </a:schemeClr>
-            </a:gs>
-            <a:gs pos="50000">
-              <a:schemeClr val="phClr">
-                <a:lumMod val="105000"/>
-                <a:satMod val="103000"/>
-                <a:tint val="73000"/>
               </a:schemeClr>
             </a:gs>
             <a:gs pos="100000">
               <a:schemeClr val="phClr">
-                <a:lumMod val="105000"/>
+                <a:tint val="78000"/>
+                <a:alpha val="92000"/>
                 <a:satMod val="109000"/>
-                <a:tint val="81000"/>
+                <a:lumMod val="100000"/>
               </a:schemeClr>
             </a:gs>
           </a:gsLst>
@@ -7166,23 +7581,23 @@
           <a:gsLst>
             <a:gs pos="0">
               <a:schemeClr val="phClr">
-                <a:satMod val="103000"/>
-                <a:lumMod val="102000"/>
-                <a:tint val="94000"/>
+                <a:tint val="98000"/>
+                <a:satMod val="110000"/>
+                <a:lumMod val="104000"/>
               </a:schemeClr>
             </a:gs>
-            <a:gs pos="50000">
+            <a:gs pos="69000">
               <a:schemeClr val="phClr">
-                <a:satMod val="110000"/>
-                <a:lumMod val="100000"/>
-                <a:shade val="100000"/>
+                <a:shade val="84000"/>
+                <a:satMod val="130000"/>
+                <a:lumMod val="92000"/>
               </a:schemeClr>
             </a:gs>
             <a:gs pos="100000">
               <a:schemeClr val="phClr">
-                <a:lumMod val="99000"/>
-                <a:satMod val="120000"/>
-                <a:shade val="78000"/>
+                <a:shade val="76000"/>
+                <a:satMod val="130000"/>
+                <a:lumMod val="88000"/>
               </a:schemeClr>
             </a:gs>
           </a:gsLst>
@@ -7190,26 +7605,27 @@
         </a:gradFill>
       </a:fillStyleLst>
       <a:lnStyleLst>
-        <a:ln w="6350" cap="flat" cmpd="sng" algn="ctr">
+        <a:ln w="9525" cap="flat" cmpd="sng" algn="ctr">
+          <a:solidFill>
+            <a:schemeClr val="phClr">
+              <a:shade val="90000"/>
+            </a:schemeClr>
+          </a:solidFill>
+          <a:prstDash val="solid"/>
+        </a:ln>
+        <a:ln w="15875" cap="flat" cmpd="sng" algn="ctr">
+          <a:solidFill>
+            <a:schemeClr val="phClr">
+              <a:shade val="90000"/>
+            </a:schemeClr>
+          </a:solidFill>
+          <a:prstDash val="solid"/>
+        </a:ln>
+        <a:ln w="25400" cap="flat" cmpd="sng" algn="ctr">
           <a:solidFill>
             <a:schemeClr val="phClr"/>
           </a:solidFill>
           <a:prstDash val="solid"/>
-          <a:miter lim="800000"/>
-        </a:ln>
-        <a:ln w="12700" cap="flat" cmpd="sng" algn="ctr">
-          <a:solidFill>
-            <a:schemeClr val="phClr"/>
-          </a:solidFill>
-          <a:prstDash val="solid"/>
-          <a:miter lim="800000"/>
-        </a:ln>
-        <a:ln w="19050" cap="flat" cmpd="sng" algn="ctr">
-          <a:solidFill>
-            <a:schemeClr val="phClr"/>
-          </a:solidFill>
-          <a:prstDash val="solid"/>
-          <a:miter lim="800000"/>
         </a:ln>
       </a:lnStyleLst>
       <a:effectStyleLst>
@@ -7221,12 +7637,21 @@
         </a:effectStyle>
         <a:effectStyle>
           <a:effectLst>
-            <a:outerShdw blurRad="57150" dist="19050" dir="5400000" algn="ctr" rotWithShape="0">
+            <a:outerShdw blurRad="38100" dist="25400" dir="5400000" rotWithShape="0">
               <a:srgbClr val="000000">
-                <a:alpha val="63000"/>
+                <a:alpha val="75000"/>
               </a:srgbClr>
             </a:outerShdw>
           </a:effectLst>
+          <a:scene3d>
+            <a:camera prst="orthographicFront">
+              <a:rot lat="0" lon="0" rev="0"/>
+            </a:camera>
+            <a:lightRig rig="threePt" dir="tl"/>
+          </a:scene3d>
+          <a:sp3d>
+            <a:bevelT w="0" h="0"/>
+          </a:sp3d>
         </a:effectStyle>
       </a:effectStyleLst>
       <a:bgFillStyleLst>
@@ -7234,37 +7659,28 @@
           <a:schemeClr val="phClr"/>
         </a:solidFill>
         <a:solidFill>
-          <a:schemeClr val="phClr">
-            <a:tint val="95000"/>
-            <a:satMod val="170000"/>
-          </a:schemeClr>
+          <a:schemeClr val="phClr"/>
         </a:solidFill>
         <a:gradFill rotWithShape="1">
           <a:gsLst>
-            <a:gs pos="0">
+            <a:gs pos="10000">
               <a:schemeClr val="phClr">
-                <a:tint val="93000"/>
-                <a:satMod val="150000"/>
-                <a:shade val="98000"/>
-                <a:lumMod val="102000"/>
-              </a:schemeClr>
-            </a:gs>
-            <a:gs pos="50000">
-              <a:schemeClr val="phClr">
-                <a:tint val="98000"/>
-                <a:satMod val="130000"/>
-                <a:shade val="90000"/>
-                <a:lumMod val="103000"/>
+                <a:tint val="94000"/>
+                <a:lumMod val="116000"/>
               </a:schemeClr>
             </a:gs>
             <a:gs pos="100000">
               <a:schemeClr val="phClr">
-                <a:shade val="63000"/>
-                <a:satMod val="120000"/>
+                <a:tint val="98000"/>
+                <a:shade val="86000"/>
+                <a:satMod val="90000"/>
+                <a:lumMod val="88000"/>
               </a:schemeClr>
             </a:gs>
           </a:gsLst>
-          <a:lin ang="5400000" scaled="0"/>
+          <a:path path="circle">
+            <a:fillToRect l="50000" t="15000" r="50000" b="169000"/>
+          </a:path>
         </a:gradFill>
       </a:bgFillStyleLst>
     </a:fmtScheme>
@@ -7273,7 +7689,7 @@
   <a:extraClrSchemeLst/>
   <a:extLst>
     <a:ext uri="{05A4C25C-085E-4340-85A3-A5531E510DB2}">
-      <thm15:themeFamily xmlns:thm15="http://schemas.microsoft.com/office/thememl/2012/main" name="Office Theme" id="{62F939B6-93AF-4DB8-9C6B-D6C7DFDC589F}" vid="{4A3C46E8-61CC-4603-A589-7422A47A8E4A}"/>
+      <thm15:themeFamily xmlns:thm15="http://schemas.microsoft.com/office/thememl/2012/main" name="Atlas" id="{5156B0E4-0EB1-49FE-A26B-15F6F698AEC6}" vid="{508F7963-D0B5-43F7-BB2C-FCE3009C08EC}"/>
     </a:ext>
   </a:extLst>
 </a:theme>

--- a/Ifremer-isms-documentation/Ifremer_2026_ISMS_Operation.docx
+++ b/Ifremer-isms-documentation/Ifremer_2026_ISMS_Operation.docx
@@ -1911,13 +1911,8 @@
         </w:rPr>
       </w:pPr>
       <w:r>
-        <w:rPr>
-          <w:noProof/>
-        </w:rPr>
-      </w:r>
-      <w:r>
-        <w:pict w14:anchorId="5BAC1966">
-          <v:rect id="Horizontal Line 1" o:spid="_x0000_s1029" style="width:468pt;height:.05pt;visibility:visible;mso-wrap-style:square;mso-left-percent:-10001;mso-top-percent:-10001;mso-position-horizontal:absolute;mso-position-horizontal-relative:char;mso-position-vertical:absolute;mso-position-vertical-relative:line;mso-left-percent:-10001;mso-top-percent:-10001;v-text-anchor:top" o:gfxdata="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" filled="f">
+        <w:pict w14:anchorId="0A5C68D2">
+          <v:rect id="Horizontal Line 1" o:spid="_x0000_s1029" alt="" style="width:468pt;height:.05pt;visibility:visible;mso-wrap-style:square;mso-width-percent:0;mso-height-percent:0;mso-left-percent:-10001;mso-top-percent:-10001;mso-position-horizontal:absolute;mso-position-horizontal-relative:char;mso-position-vertical:absolute;mso-position-vertical-relative:line;mso-width-percent:0;mso-height-percent:0;mso-left-percent:-10001;mso-top-percent:-10001;v-text-anchor:top" filled="f">
             <o:lock v:ext="edit" rotation="t" aspectratio="t" verticies="t" text="t" shapetype="t"/>
             <w10:anchorlock/>
           </v:rect>
@@ -2287,13 +2282,8 @@
         </w:rPr>
       </w:pPr>
       <w:r>
-        <w:rPr>
-          <w:noProof/>
-        </w:rPr>
-      </w:r>
-      <w:r>
-        <w:pict w14:anchorId="1201D860">
-          <v:rect id="Horizontal Line 2" o:spid="_x0000_s1028" style="width:468pt;height:.05pt;visibility:visible;mso-wrap-style:square;mso-left-percent:-10001;mso-top-percent:-10001;mso-position-horizontal:absolute;mso-position-horizontal-relative:char;mso-position-vertical:absolute;mso-position-vertical-relative:line;mso-left-percent:-10001;mso-top-percent:-10001;v-text-anchor:top" o:gfxdata="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" filled="f">
+        <w:pict w14:anchorId="5293A52F">
+          <v:rect id="Horizontal Line 2" o:spid="_x0000_s1028" alt="" style="width:468pt;height:.05pt;visibility:visible;mso-wrap-style:square;mso-width-percent:0;mso-height-percent:0;mso-left-percent:-10001;mso-top-percent:-10001;mso-position-horizontal:absolute;mso-position-horizontal-relative:char;mso-position-vertical:absolute;mso-position-vertical-relative:line;mso-width-percent:0;mso-height-percent:0;mso-left-percent:-10001;mso-top-percent:-10001;v-text-anchor:top" filled="f">
             <o:lock v:ext="edit" rotation="t" aspectratio="t" verticies="t" text="t" shapetype="t"/>
             <w10:anchorlock/>
           </v:rect>
@@ -2494,7 +2484,10 @@
               <w:t> </w:t>
             </w:r>
             <w:r>
-              <w:t>switch power to the turbo pump in this version.</w:t>
+              <w:t>enable/disable</w:t>
+            </w:r>
+            <w:r>
+              <w:t xml:space="preserve"> power to the turbo pump in this version.</w:t>
             </w:r>
           </w:p>
         </w:tc>
@@ -2774,13 +2767,8 @@
         </w:rPr>
       </w:pPr>
       <w:r>
-        <w:rPr>
-          <w:noProof/>
-        </w:rPr>
-      </w:r>
-      <w:r>
-        <w:pict w14:anchorId="4236CD32">
-          <v:rect id="Horizontal Line 3" o:spid="_x0000_s1027" style="width:468pt;height:.05pt;visibility:visible;mso-wrap-style:square;mso-left-percent:-10001;mso-top-percent:-10001;mso-position-horizontal:absolute;mso-position-horizontal-relative:char;mso-position-vertical:absolute;mso-position-vertical-relative:line;mso-left-percent:-10001;mso-top-percent:-10001;v-text-anchor:top" o:gfxdata="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" filled="f">
+        <w:pict w14:anchorId="6629ADC9">
+          <v:rect id="Horizontal Line 3" o:spid="_x0000_s1027" alt="" style="width:468pt;height:.05pt;visibility:visible;mso-wrap-style:square;mso-width-percent:0;mso-height-percent:0;mso-left-percent:-10001;mso-top-percent:-10001;mso-position-horizontal:absolute;mso-position-horizontal-relative:char;mso-position-vertical:absolute;mso-position-vertical-relative:line;mso-width-percent:0;mso-height-percent:0;mso-left-percent:-10001;mso-top-percent:-10001;v-text-anchor:top" filled="f">
             <o:lock v:ext="edit" rotation="t" aspectratio="t" verticies="t" text="t" shapetype="t"/>
             <w10:anchorlock/>
           </v:rect>
@@ -3363,7 +3351,7 @@
         </w:rPr>
       </w:pPr>
       <w:r>
-        <w:pict w14:anchorId="66D13714">
+        <w:pict w14:anchorId="46914A20">
           <v:rect id="Horizontal Line 4" o:spid="_x0000_s1026" alt="" style="width:468pt;height:1.1pt;visibility:visible;mso-wrap-style:square;mso-width-percent:0;mso-height-percent:0;mso-left-percent:-10001;mso-top-percent:-10001;mso-position-horizontal:absolute;mso-position-horizontal-relative:char;mso-position-vertical:absolute;mso-position-vertical-relative:line;mso-width-percent:0;mso-height-percent:0;mso-left-percent:-10001;mso-top-percent:-10001;v-text-anchor:top" filled="f">
             <o:lock v:ext="edit" rotation="t" aspectratio="t" verticies="t" text="t" shapetype="t"/>
             <w10:anchorlock/>
@@ -6755,6 +6743,7 @@
   <w:style w:type="character" w:default="1" w:styleId="DefaultParagraphFont">
     <w:name w:val="Default Paragraph Font"/>
     <w:uiPriority w:val="1"/>
+    <w:semiHidden/>
     <w:unhideWhenUsed/>
   </w:style>
   <w:style w:type="table" w:default="1" w:styleId="TableNormal">

--- a/Ifremer-isms-documentation/Ifremer_2026_ISMS_Operation.docx
+++ b/Ifremer-isms-documentation/Ifremer_2026_ISMS_Operation.docx
@@ -622,7 +622,25 @@
         <w:rPr>
           <w:rFonts w:ascii="Times New Roman" w:hAnsi="Times New Roman" w:cs="Times New Roman"/>
         </w:rPr>
-        <w:t>Commands should be sent in ALL CAPS.</w:t>
+        <w:t>Commands should be sent in ALL CAPS</w:t>
+      </w:r>
+      <w:r>
+        <w:rPr>
+          <w:rFonts w:ascii="Times New Roman" w:hAnsi="Times New Roman" w:cs="Times New Roman"/>
+        </w:rPr>
+        <w:t xml:space="preserve"> and be newline terminated (the default in most serial terminals)</w:t>
+      </w:r>
+      <w:r>
+        <w:rPr>
+          <w:rFonts w:ascii="Times New Roman" w:hAnsi="Times New Roman" w:cs="Times New Roman"/>
+        </w:rPr>
+        <w:t>.</w:t>
+      </w:r>
+      <w:r>
+        <w:rPr>
+          <w:rFonts w:ascii="Times New Roman" w:hAnsi="Times New Roman" w:cs="Times New Roman"/>
+        </w:rPr>
+        <w:t xml:space="preserve"> If a command is malformed or the serial connection has an error, the response will be M EC.</w:t>
       </w:r>
     </w:p>
     <w:p>
@@ -1866,7 +1884,21 @@
                 <w:rStyle w:val="HTMLCode"/>
                 <w:rFonts w:eastAsiaTheme="minorHAnsi"/>
               </w:rPr>
-              <w:t>U BEAT</w:t>
+              <w:t>U</w:t>
+            </w:r>
+            <w:r>
+              <w:rPr>
+                <w:rStyle w:val="HTMLCode"/>
+                <w:rFonts w:eastAsiaTheme="minorHAnsi"/>
+              </w:rPr>
+              <w:t xml:space="preserve"> </w:t>
+            </w:r>
+            <w:r>
+              <w:rPr>
+                <w:rStyle w:val="HTMLCode"/>
+                <w:rFonts w:eastAsiaTheme="minorHAnsi"/>
+              </w:rPr>
+              <w:t>BEAT</w:t>
             </w:r>
           </w:p>
         </w:tc>
@@ -1911,7 +1943,7 @@
         </w:rPr>
       </w:pPr>
       <w:r>
-        <w:pict w14:anchorId="0A5C68D2">
+        <w:pict w14:anchorId="11A9CF6C">
           <v:rect id="Horizontal Line 1" o:spid="_x0000_s1029" alt="" style="width:468pt;height:.05pt;visibility:visible;mso-wrap-style:square;mso-width-percent:0;mso-height-percent:0;mso-left-percent:-10001;mso-top-percent:-10001;mso-position-horizontal:absolute;mso-position-horizontal-relative:char;mso-position-vertical:absolute;mso-position-vertical-relative:line;mso-width-percent:0;mso-height-percent:0;mso-left-percent:-10001;mso-top-percent:-10001;v-text-anchor:top" filled="f">
             <o:lock v:ext="edit" rotation="t" aspectratio="t" verticies="t" text="t" shapetype="t"/>
             <w10:anchorlock/>
@@ -2282,7 +2314,7 @@
         </w:rPr>
       </w:pPr>
       <w:r>
-        <w:pict w14:anchorId="5293A52F">
+        <w:pict w14:anchorId="675EBCEC">
           <v:rect id="Horizontal Line 2" o:spid="_x0000_s1028" alt="" style="width:468pt;height:.05pt;visibility:visible;mso-wrap-style:square;mso-width-percent:0;mso-height-percent:0;mso-left-percent:-10001;mso-top-percent:-10001;mso-position-horizontal:absolute;mso-position-horizontal-relative:char;mso-position-vertical:absolute;mso-position-vertical-relative:line;mso-width-percent:0;mso-height-percent:0;mso-left-percent:-10001;mso-top-percent:-10001;v-text-anchor:top" filled="f">
             <o:lock v:ext="edit" rotation="t" aspectratio="t" verticies="t" text="t" shapetype="t"/>
             <w10:anchorlock/>
@@ -2767,7 +2799,7 @@
         </w:rPr>
       </w:pPr>
       <w:r>
-        <w:pict w14:anchorId="6629ADC9">
+        <w:pict w14:anchorId="3A5067D3">
           <v:rect id="Horizontal Line 3" o:spid="_x0000_s1027" alt="" style="width:468pt;height:.05pt;visibility:visible;mso-wrap-style:square;mso-width-percent:0;mso-height-percent:0;mso-left-percent:-10001;mso-top-percent:-10001;mso-position-horizontal:absolute;mso-position-horizontal-relative:char;mso-position-vertical:absolute;mso-position-vertical-relative:line;mso-width-percent:0;mso-height-percent:0;mso-left-percent:-10001;mso-top-percent:-10001;v-text-anchor:top" filled="f">
             <o:lock v:ext="edit" rotation="t" aspectratio="t" verticies="t" text="t" shapetype="t"/>
             <w10:anchorlock/>
@@ -2899,7 +2931,21 @@
                 <w:rStyle w:val="HTMLCode"/>
                 <w:rFonts w:eastAsiaTheme="minorHAnsi"/>
               </w:rPr>
-              <w:t>U SRESETCOM1</w:t>
+              <w:t>U</w:t>
+            </w:r>
+            <w:r>
+              <w:rPr>
+                <w:rStyle w:val="HTMLCode"/>
+                <w:rFonts w:eastAsiaTheme="minorHAnsi"/>
+              </w:rPr>
+              <w:t xml:space="preserve"> </w:t>
+            </w:r>
+            <w:r>
+              <w:rPr>
+                <w:rStyle w:val="HTMLCode"/>
+                <w:rFonts w:eastAsiaTheme="minorHAnsi"/>
+              </w:rPr>
+              <w:t>SRESETCOM1</w:t>
             </w:r>
           </w:p>
         </w:tc>
@@ -3351,7 +3397,7 @@
         </w:rPr>
       </w:pPr>
       <w:r>
-        <w:pict w14:anchorId="46914A20">
+        <w:pict w14:anchorId="1533BE1D">
           <v:rect id="Horizontal Line 4" o:spid="_x0000_s1026" alt="" style="width:468pt;height:1.1pt;visibility:visible;mso-wrap-style:square;mso-width-percent:0;mso-height-percent:0;mso-left-percent:-10001;mso-top-percent:-10001;mso-position-horizontal:absolute;mso-position-horizontal-relative:char;mso-position-vertical:absolute;mso-position-vertical-relative:line;mso-width-percent:0;mso-height-percent:0;mso-left-percent:-10001;mso-top-percent:-10001;v-text-anchor:top" filled="f">
             <o:lock v:ext="edit" rotation="t" aspectratio="t" verticies="t" text="t" shapetype="t"/>
             <w10:anchorlock/>
@@ -3758,7 +3804,25 @@
       </w:pPr>
       <w:r>
         <w:lastRenderedPageBreak/>
-        <w:t>DATA,at1421885,TMP:3601:0:0:1470:24070:310:240:0:500:900000:000000,POWST:1:0:1:0:0:0:0:0:1:1,ENDDATA</w:t>
+        <w:t>DATA,at1421885,TMP:3601</w:t>
+      </w:r>
+      <w:r>
+        <w:t>0</w:t>
+      </w:r>
+      <w:r>
+        <w:t>:0:0:1470:240</w:t>
+      </w:r>
+      <w:r>
+        <w:t>7</w:t>
+      </w:r>
+      <w:r>
+        <w:t>:31:24:0:50:900000:0000</w:t>
+      </w:r>
+      <w:r>
+        <w:t>0</w:t>
+      </w:r>
+      <w:r>
+        <w:t>0,POWST:1:0:1:0:0:0:0:0:1:1,ENDDATA</w:t>
       </w:r>
     </w:p>
     <w:p>
@@ -3773,11 +3837,11 @@
         <w:tblLook w:val="04A0" w:firstRow="1" w:lastRow="0" w:firstColumn="1" w:lastColumn="0" w:noHBand="0" w:noVBand="1"/>
       </w:tblPr>
       <w:tblGrid>
-        <w:gridCol w:w="2524"/>
+        <w:gridCol w:w="2446"/>
         <w:gridCol w:w="1297"/>
-        <w:gridCol w:w="1289"/>
-        <w:gridCol w:w="771"/>
-        <w:gridCol w:w="3469"/>
+        <w:gridCol w:w="1268"/>
+        <w:gridCol w:w="762"/>
+        <w:gridCol w:w="3577"/>
       </w:tblGrid>
       <w:tr>
         <w:trPr>
@@ -4087,6 +4151,9 @@
             <w:r>
               <w:t>Section marker</w:t>
             </w:r>
+            <w:r>
+              <w:t xml:space="preserve"> -------</w:t>
+            </w:r>
           </w:p>
         </w:tc>
         <w:tc>
@@ -4191,6 +4258,13 @@
               </w:rPr>
               <w:t>3601</w:t>
             </w:r>
+            <w:r>
+              <w:rPr>
+                <w:rStyle w:val="HTMLCode"/>
+                <w:rFonts w:eastAsiaTheme="minorHAnsi"/>
+              </w:rPr>
+              <w:t>0</w:t>
+            </w:r>
           </w:p>
         </w:tc>
         <w:tc>
@@ -4203,7 +4277,16 @@
               <w:cnfStyle w:val="000000000000" w:firstRow="0" w:lastRow="0" w:firstColumn="0" w:lastColumn="0" w:oddVBand="0" w:evenVBand="0" w:oddHBand="0" w:evenHBand="0" w:firstRowFirstColumn="0" w:firstRowLastColumn="0" w:lastRowFirstColumn="0" w:lastRowLastColumn="0"/>
             </w:pPr>
             <w:r>
-              <w:t>3,601</w:t>
+              <w:t>36</w:t>
+            </w:r>
+            <w:r>
+              <w:t>,</w:t>
+            </w:r>
+            <w:r>
+              <w:t>01</w:t>
+            </w:r>
+            <w:r>
+              <w:t>0</w:t>
             </w:r>
           </w:p>
         </w:tc>
@@ -4483,7 +4566,7 @@
                 <w:rStyle w:val="HTMLCode"/>
                 <w:rFonts w:eastAsiaTheme="minorHAnsi"/>
               </w:rPr>
-              <w:t>1470</w:t>
+              <w:t>147</w:t>
             </w:r>
           </w:p>
         </w:tc>
@@ -4529,7 +4612,13 @@
               </w:rPr>
             </w:pPr>
             <w:r>
-              <w:t>Current draw of the turbo pump; raw value ÷ 100.</w:t>
+              <w:t xml:space="preserve">Current draw of the turbo pump; </w:t>
+            </w:r>
+            <w:r>
+              <w:t xml:space="preserve">actual = </w:t>
+            </w:r>
+            <w:r>
+              <w:t>raw value ÷ 100.</w:t>
             </w:r>
           </w:p>
         </w:tc>
@@ -4565,7 +4654,7 @@
                 <w:rStyle w:val="HTMLCode"/>
                 <w:rFonts w:eastAsiaTheme="minorHAnsi"/>
               </w:rPr>
-              <w:t>24070</w:t>
+              <w:t>2407</w:t>
             </w:r>
           </w:p>
         </w:tc>
@@ -4579,7 +4668,10 @@
               <w:cnfStyle w:val="000000000000" w:firstRow="0" w:lastRow="0" w:firstColumn="0" w:lastColumn="0" w:oddVBand="0" w:evenVBand="0" w:oddHBand="0" w:evenHBand="0" w:firstRowFirstColumn="0" w:firstRowLastColumn="0" w:lastRowFirstColumn="0" w:lastRowLastColumn="0"/>
             </w:pPr>
             <w:r>
-              <w:t>240.70</w:t>
+              <w:t>24.</w:t>
+            </w:r>
+            <w:r>
+              <w:t>07</w:t>
             </w:r>
           </w:p>
         </w:tc>
@@ -4607,7 +4699,13 @@
               <w:cnfStyle w:val="000000000000" w:firstRow="0" w:lastRow="0" w:firstColumn="0" w:lastColumn="0" w:oddVBand="0" w:evenVBand="0" w:oddHBand="0" w:evenHBand="0" w:firstRowFirstColumn="0" w:firstRowLastColumn="0" w:lastRowFirstColumn="0" w:lastRowLastColumn="0"/>
             </w:pPr>
             <w:r>
-              <w:t>Drive voltage of the turbo pump; raw value ÷ 100.</w:t>
+              <w:t xml:space="preserve">Drive voltage of the turbo pump; </w:t>
+            </w:r>
+            <w:r>
+              <w:t xml:space="preserve">actual = </w:t>
+            </w:r>
+            <w:r>
+              <w:t>raw value ÷ 100.</w:t>
             </w:r>
           </w:p>
         </w:tc>
@@ -4627,7 +4725,7 @@
               <w:t>Electronics</w:t>
             </w:r>
             <w:r>
-              <w:t xml:space="preserve"> area temperature (×10)</w:t>
+              <w:t xml:space="preserve"> area temperature</w:t>
             </w:r>
           </w:p>
         </w:tc>
@@ -4649,7 +4747,7 @@
                 <w:rStyle w:val="HTMLCode"/>
                 <w:rFonts w:eastAsiaTheme="minorHAnsi"/>
               </w:rPr>
-              <w:t>310</w:t>
+              <w:t>31</w:t>
             </w:r>
           </w:p>
         </w:tc>
@@ -4663,7 +4761,7 @@
               <w:cnfStyle w:val="000000100000" w:firstRow="0" w:lastRow="0" w:firstColumn="0" w:lastColumn="0" w:oddVBand="0" w:evenVBand="0" w:oddHBand="1" w:evenHBand="0" w:firstRowFirstColumn="0" w:firstRowLastColumn="0" w:lastRowFirstColumn="0" w:lastRowLastColumn="0"/>
             </w:pPr>
             <w:r>
-              <w:t>31.0</w:t>
+              <w:t>31</w:t>
             </w:r>
           </w:p>
         </w:tc>
@@ -4697,7 +4795,7 @@
               <w:t>electronics</w:t>
             </w:r>
             <w:r>
-              <w:t xml:space="preserve"> area of the turbo; raw value ÷ 10.</w:t>
+              <w:t xml:space="preserve"> area of the turbo;</w:t>
             </w:r>
           </w:p>
         </w:tc>
@@ -4711,7 +4809,7 @@
           </w:tcPr>
           <w:p>
             <w:r>
-              <w:t>Bottom area temperature (×10)</w:t>
+              <w:t>Bottom area temperature</w:t>
             </w:r>
           </w:p>
         </w:tc>
@@ -4733,7 +4831,7 @@
                 <w:rStyle w:val="HTMLCode"/>
                 <w:rFonts w:eastAsiaTheme="minorHAnsi"/>
               </w:rPr>
-              <w:t>240</w:t>
+              <w:t>24</w:t>
             </w:r>
           </w:p>
         </w:tc>
@@ -4747,7 +4845,7 @@
               <w:cnfStyle w:val="000000000000" w:firstRow="0" w:lastRow="0" w:firstColumn="0" w:lastColumn="0" w:oddVBand="0" w:evenVBand="0" w:oddHBand="0" w:evenHBand="0" w:firstRowFirstColumn="0" w:firstRowLastColumn="0" w:lastRowFirstColumn="0" w:lastRowLastColumn="0"/>
             </w:pPr>
             <w:r>
-              <w:t>24.0</w:t>
+              <w:t>24</w:t>
             </w:r>
           </w:p>
         </w:tc>
@@ -4775,7 +4873,10 @@
               <w:cnfStyle w:val="000000000000" w:firstRow="0" w:lastRow="0" w:firstColumn="0" w:lastColumn="0" w:oddVBand="0" w:evenVBand="0" w:oddHBand="0" w:evenHBand="0" w:firstRowFirstColumn="0" w:firstRowLastColumn="0" w:lastRowFirstColumn="0" w:lastRowLastColumn="0"/>
             </w:pPr>
             <w:r>
-              <w:t>Temperature at the bottom area of the turbo; raw value ÷ 10.</w:t>
+              <w:t>Temperature at the bottom area of the turbo;</w:t>
+            </w:r>
+            <w:r>
+              <w:t xml:space="preserve"> </w:t>
             </w:r>
           </w:p>
         </w:tc>
@@ -4792,7 +4893,7 @@
           </w:tcPr>
           <w:p>
             <w:r>
-              <w:t>Power stage temperature (×10)</w:t>
+              <w:t>Power stage temperature</w:t>
             </w:r>
           </w:p>
         </w:tc>
@@ -4828,7 +4929,7 @@
               <w:cnfStyle w:val="000000100000" w:firstRow="0" w:lastRow="0" w:firstColumn="0" w:lastColumn="0" w:oddVBand="0" w:evenVBand="0" w:oddHBand="1" w:evenHBand="0" w:firstRowFirstColumn="0" w:firstRowLastColumn="0" w:lastRowFirstColumn="0" w:lastRowLastColumn="0"/>
             </w:pPr>
             <w:r>
-              <w:t>0.0</w:t>
+              <w:t>0</w:t>
             </w:r>
           </w:p>
         </w:tc>
@@ -4856,7 +4957,10 @@
               <w:cnfStyle w:val="000000100000" w:firstRow="0" w:lastRow="0" w:firstColumn="0" w:lastColumn="0" w:oddVBand="0" w:evenVBand="0" w:oddHBand="1" w:evenHBand="0" w:firstRowFirstColumn="0" w:firstRowLastColumn="0" w:lastRowFirstColumn="0" w:lastRowLastColumn="0"/>
             </w:pPr>
             <w:r>
-              <w:t>Temperature of the power stage; raw value ÷ 10.</w:t>
+              <w:t>Temperature of the power stage;</w:t>
+            </w:r>
+            <w:r>
+              <w:t xml:space="preserve"> </w:t>
             </w:r>
           </w:p>
         </w:tc>
@@ -4870,7 +4974,7 @@
           </w:tcPr>
           <w:p>
             <w:r>
-              <w:t>Motor rotor temperature (×10)</w:t>
+              <w:t>Motor rotor temperature</w:t>
             </w:r>
           </w:p>
         </w:tc>
@@ -4892,7 +4996,7 @@
                 <w:rStyle w:val="HTMLCode"/>
                 <w:rFonts w:eastAsiaTheme="minorHAnsi"/>
               </w:rPr>
-              <w:t>500</w:t>
+              <w:t>50</w:t>
             </w:r>
           </w:p>
         </w:tc>
@@ -4906,7 +5010,7 @@
               <w:cnfStyle w:val="000000000000" w:firstRow="0" w:lastRow="0" w:firstColumn="0" w:lastColumn="0" w:oddVBand="0" w:evenVBand="0" w:oddHBand="0" w:evenHBand="0" w:firstRowFirstColumn="0" w:firstRowLastColumn="0" w:lastRowFirstColumn="0" w:lastRowLastColumn="0"/>
             </w:pPr>
             <w:r>
-              <w:t>50.0</w:t>
+              <w:t>50</w:t>
             </w:r>
           </w:p>
         </w:tc>
@@ -4934,7 +5038,7 @@
               <w:cnfStyle w:val="000000000000" w:firstRow="0" w:lastRow="0" w:firstColumn="0" w:lastColumn="0" w:oddVBand="0" w:evenVBand="0" w:oddHBand="0" w:evenHBand="0" w:firstRowFirstColumn="0" w:firstRowLastColumn="0" w:lastRowFirstColumn="0" w:lastRowLastColumn="0"/>
             </w:pPr>
             <w:r>
-              <w:t>Temperature of the motor rotor; raw value ÷ 10.</w:t>
+              <w:t>Temperature of the motor rotor;</w:t>
             </w:r>
           </w:p>
         </w:tc>
@@ -4978,7 +5082,7 @@
                 <w:rStyle w:val="HTMLCode"/>
                 <w:rFonts w:eastAsiaTheme="minorHAnsi"/>
               </w:rPr>
-              <w:t>900000</w:t>
+              <w:t>90000</w:t>
             </w:r>
           </w:p>
         </w:tc>
@@ -4992,7 +5096,7 @@
               <w:cnfStyle w:val="000000100000" w:firstRow="0" w:lastRow="0" w:firstColumn="0" w:lastColumn="0" w:oddVBand="0" w:evenVBand="0" w:oddHBand="1" w:evenHBand="0" w:firstRowFirstColumn="0" w:firstRowLastColumn="0" w:lastRowFirstColumn="0" w:lastRowLastColumn="0"/>
             </w:pPr>
             <w:r>
-              <w:t>900,000</w:t>
+              <w:t>90,000</w:t>
             </w:r>
           </w:p>
         </w:tc>
@@ -5021,6 +5125,9 @@
             </w:pPr>
             <w:r>
               <w:t>Target setpoint speed for the turbo pump rotor.</w:t>
+            </w:r>
+            <w:r>
+              <w:t xml:space="preserve"> </w:t>
             </w:r>
           </w:p>
         </w:tc>
@@ -5034,7 +5141,7 @@
           </w:tcPr>
           <w:p>
             <w:r>
-              <w:t>Extra field for compatibility</w:t>
+              <w:t>Error code</w:t>
             </w:r>
           </w:p>
         </w:tc>
@@ -5070,6 +5177,20 @@
               <w:cnfStyle w:val="000000000000" w:firstRow="0" w:lastRow="0" w:firstColumn="0" w:lastColumn="0" w:oddVBand="0" w:evenVBand="0" w:oddHBand="0" w:evenHBand="0" w:firstRowFirstColumn="0" w:firstRowLastColumn="0" w:lastRowFirstColumn="0" w:lastRowLastColumn="0"/>
             </w:pPr>
             <w:r>
+              <w:t>No Error</w:t>
+            </w:r>
+          </w:p>
+        </w:tc>
+        <w:tc>
+          <w:tcPr>
+            <w:tcW w:w="0" w:type="auto"/>
+            <w:vAlign w:val="center"/>
+          </w:tcPr>
+          <w:p>
+            <w:pPr>
+              <w:cnfStyle w:val="000000000000" w:firstRow="0" w:lastRow="0" w:firstColumn="0" w:lastColumn="0" w:oddVBand="0" w:evenVBand="0" w:oddHBand="0" w:evenHBand="0" w:firstRowFirstColumn="0" w:firstRowLastColumn="0" w:lastRowFirstColumn="0" w:lastRowLastColumn="0"/>
+            </w:pPr>
+            <w:r>
               <w:t>–</w:t>
             </w:r>
           </w:p>
@@ -5084,21 +5205,7 @@
               <w:cnfStyle w:val="000000000000" w:firstRow="0" w:lastRow="0" w:firstColumn="0" w:lastColumn="0" w:oddVBand="0" w:evenVBand="0" w:oddHBand="0" w:evenHBand="0" w:firstRowFirstColumn="0" w:firstRowLastColumn="0" w:lastRowFirstColumn="0" w:lastRowLastColumn="0"/>
             </w:pPr>
             <w:r>
-              <w:t>–</w:t>
-            </w:r>
-          </w:p>
-        </w:tc>
-        <w:tc>
-          <w:tcPr>
-            <w:tcW w:w="0" w:type="auto"/>
-            <w:vAlign w:val="center"/>
-          </w:tcPr>
-          <w:p>
-            <w:pPr>
-              <w:cnfStyle w:val="000000000000" w:firstRow="0" w:lastRow="0" w:firstColumn="0" w:lastColumn="0" w:oddVBand="0" w:evenVBand="0" w:oddHBand="0" w:evenHBand="0" w:firstRowFirstColumn="0" w:firstRowLastColumn="0" w:lastRowFirstColumn="0" w:lastRowLastColumn="0"/>
-            </w:pPr>
-            <w:r>
-              <w:t>Reserved/extra field to maintain compatibility with other firmware or formats.</w:t>
+              <w:t>Error code if the turbo pump has an uncleared error or fault, otherwise 00000 in normal operation.</w:t>
             </w:r>
           </w:p>
         </w:tc>
@@ -5117,6 +5224,9 @@
             <w:r>
               <w:t>Section marker</w:t>
             </w:r>
+            <w:r>
+              <w:t xml:space="preserve"> -------</w:t>
+            </w:r>
           </w:p>
         </w:tc>
         <w:tc>
@@ -5336,21 +5446,15 @@
           <w:p>
             <w:pPr>
               <w:cnfStyle w:val="000000100000" w:firstRow="0" w:lastRow="0" w:firstColumn="0" w:lastColumn="0" w:oddVBand="0" w:evenVBand="0" w:oddHBand="1" w:evenHBand="0" w:firstRowFirstColumn="0" w:firstRowLastColumn="0" w:lastRowFirstColumn="0" w:lastRowLastColumn="0"/>
-            </w:pPr>
-            <w:r>
               <w:rPr>
                 <w:strike/>
               </w:rPr>
-              <w:t>(NOT APPLICALBLE)</w:t>
-            </w:r>
+            </w:pPr>
             <w:r>
               <w:rPr>
                 <w:strike/>
               </w:rPr>
-              <w:t xml:space="preserve"> </w:t>
-            </w:r>
-            <w:r>
-              <w:t>Residual Gas Analyzer power state.</w:t>
+              <w:t>(NOT APPLICALBLE) Residual Gas Analyzer power state.</w:t>
             </w:r>
           </w:p>
         </w:tc>
@@ -5600,7 +5704,19 @@
               <w:rPr>
                 <w:strike/>
               </w:rPr>
-              <w:t>(NOT APPLICALBLE)  Shared state for fan bank 1–4.</w:t>
+              <w:t>(NOT APPLICALBLE)</w:t>
+            </w:r>
+            <w:r>
+              <w:rPr>
+                <w:strike/>
+              </w:rPr>
+              <w:t xml:space="preserve"> </w:t>
+            </w:r>
+            <w:r>
+              <w:rPr>
+                <w:strike/>
+              </w:rPr>
+              <w:t>Shared state for fan bank 1–4.</w:t>
             </w:r>
           </w:p>
         </w:tc>
